--- a/docx/tool_pandoc_lua.docx
+++ b/docx/tool_pandoc_lua.docx
@@ -28,7 +28,7 @@
         </w:p>
       </w:sdtContent>
     </w:sdt>
-    <w:bookmarkStart w:id="37" w:name="pandoc"/>
+    <w:bookmarkStart w:id="38" w:name="pandoc"/>
     <w:p>
       <w:pPr>
         <w:pStyle w:val="2"/>
@@ -69,7 +69,7 @@
       <w:pPr>
         <w:pStyle w:val="a0"/>
       </w:pPr>
-      <w:hyperlink r:id="rId35">
+      <w:hyperlink r:id="rId36">
         <w:r>
           <w:rPr>
             <w:rStyle w:val="ac"/>
@@ -105,7 +105,7 @@
         <w:pStyle w:val="FirstParagraph"/>
       </w:pPr>
     </w:p>
-    <w:bookmarkStart w:id="36" w:name="mkdocs-to-pandoc"/>
+    <w:bookmarkStart w:id="37" w:name="mkdocs-to-pandoc"/>
     <w:p>
       <w:pPr>
         <w:pStyle w:val="3"/>
@@ -199,9 +199,9 @@
         <w:pStyle w:val="FirstParagraph"/>
       </w:pPr>
     </w:p>
-    <w:bookmarkEnd w:id="36"/>
     <w:bookmarkEnd w:id="37"/>
-    <w:bookmarkStart w:id="39" w:name="install-pandoc"/>
+    <w:bookmarkEnd w:id="38"/>
+    <w:bookmarkStart w:id="40" w:name="install-pandoc"/>
     <w:p>
       <w:pPr>
         <w:pStyle w:val="2"/>
@@ -237,7 +237,7 @@
         <w:pStyle w:val="a0"/>
       </w:pPr>
     </w:p>
-    <w:bookmarkStart w:id="38" w:name="windows"/>
+    <w:bookmarkStart w:id="39" w:name="windows"/>
     <w:p>
       <w:pPr>
         <w:pStyle w:val="3"/>
@@ -368,9 +368,9 @@
         </w:pict>
       </w:r>
     </w:p>
-    <w:bookmarkEnd w:id="38"/>
     <w:bookmarkEnd w:id="39"/>
-    <w:bookmarkStart w:id="93" w:name="make-reference"/>
+    <w:bookmarkEnd w:id="40"/>
+    <w:bookmarkStart w:id="113" w:name="make-reference"/>
     <w:p>
       <w:pPr>
         <w:pStyle w:val="2"/>
@@ -519,18 +519,18 @@
           <wp:inline>
             <wp:extent cx="5943600" cy="4560862"/>
             <wp:effectExtent b="0" l="0" r="0" t="0"/>
-            <wp:docPr descr="" title="" id="41" name="Picture"/>
+            <wp:docPr descr="" title="" id="42" name="Picture"/>
             <a:graphic>
               <a:graphicData uri="http://schemas.openxmlformats.org/drawingml/2006/picture">
                 <pic:pic>
                   <pic:nvPicPr>
-                    <pic:cNvPr descr="./imgs/tool_pandoc_docx_00.png" id="42" name="Picture"/>
+                    <pic:cNvPr descr="./imgs/tool_pandoc_docx_00.png" id="43" name="Picture"/>
                     <pic:cNvPicPr>
                       <a:picLocks noChangeArrowheads="1" noChangeAspect="1"/>
                     </pic:cNvPicPr>
                   </pic:nvPicPr>
                   <pic:blipFill>
-                    <a:blip r:embed="rId40"/>
+                    <a:blip r:embed="rId41"/>
                     <a:stretch>
                       <a:fillRect/>
                     </a:stretch>
@@ -564,18 +564,18 @@
           <wp:inline>
             <wp:extent cx="5943600" cy="3267693"/>
             <wp:effectExtent b="0" l="0" r="0" t="0"/>
-            <wp:docPr descr="" title="" id="44" name="Picture"/>
+            <wp:docPr descr="" title="" id="45" name="Picture"/>
             <a:graphic>
               <a:graphicData uri="http://schemas.openxmlformats.org/drawingml/2006/picture">
                 <pic:pic>
                   <pic:nvPicPr>
-                    <pic:cNvPr descr="./imgs/tool_pandoc_ppt_00.png" id="45" name="Picture"/>
+                    <pic:cNvPr descr="./imgs/tool_pandoc_ppt_00.png" id="46" name="Picture"/>
                     <pic:cNvPicPr>
                       <a:picLocks noChangeArrowheads="1" noChangeAspect="1"/>
                     </pic:cNvPicPr>
                   </pic:nvPicPr>
                   <pic:blipFill>
-                    <a:blip r:embed="rId43"/>
+                    <a:blip r:embed="rId44"/>
                     <a:stretch>
                       <a:fillRect/>
                     </a:stretch>
@@ -607,7 +607,7 @@
         <w:pStyle w:val="a0"/>
       </w:pPr>
     </w:p>
-    <w:bookmarkStart w:id="52" w:name="머리글바닥글"/>
+    <w:bookmarkStart w:id="53" w:name="머리글바닥글"/>
     <w:p>
       <w:pPr>
         <w:pStyle w:val="3"/>
@@ -639,18 +639,18 @@
           <wp:inline>
             <wp:extent cx="5943600" cy="6614245"/>
             <wp:effectExtent b="0" l="0" r="0" t="0"/>
-            <wp:docPr descr="" title="" id="47" name="Picture"/>
+            <wp:docPr descr="" title="" id="48" name="Picture"/>
             <a:graphic>
               <a:graphicData uri="http://schemas.openxmlformats.org/drawingml/2006/picture">
                 <pic:pic>
                   <pic:nvPicPr>
-                    <pic:cNvPr descr="./imgs/tool_pandoc_docx_01.png" id="48" name="Picture"/>
+                    <pic:cNvPr descr="./imgs/tool_pandoc_docx_01.png" id="49" name="Picture"/>
                     <pic:cNvPicPr>
                       <a:picLocks noChangeArrowheads="1" noChangeAspect="1"/>
                     </pic:cNvPicPr>
                   </pic:nvPicPr>
                   <pic:blipFill>
-                    <a:blip r:embed="rId46"/>
+                    <a:blip r:embed="rId47"/>
                     <a:stretch>
                       <a:fillRect/>
                     </a:stretch>
@@ -720,18 +720,18 @@
           <wp:inline>
             <wp:extent cx="5943600" cy="524553"/>
             <wp:effectExtent b="0" l="0" r="0" t="0"/>
-            <wp:docPr descr="" title="" id="50" name="Picture"/>
+            <wp:docPr descr="" title="" id="51" name="Picture"/>
             <a:graphic>
               <a:graphicData uri="http://schemas.openxmlformats.org/drawingml/2006/picture">
                 <pic:pic>
                   <pic:nvPicPr>
-                    <pic:cNvPr descr="./imgs/tool_pandoc_docx_04.png" id="51" name="Picture"/>
+                    <pic:cNvPr descr="./imgs/tool_pandoc_docx_04.png" id="52" name="Picture"/>
                     <pic:cNvPicPr>
                       <a:picLocks noChangeArrowheads="1" noChangeAspect="1"/>
                     </pic:cNvPicPr>
                   </pic:nvPicPr>
                   <pic:blipFill>
-                    <a:blip r:embed="rId49"/>
+                    <a:blip r:embed="rId50"/>
                     <a:stretch>
                       <a:fillRect/>
                     </a:stretch>
@@ -763,8 +763,8 @@
         <w:pStyle w:val="a0"/>
       </w:pPr>
     </w:p>
-    <w:bookmarkEnd w:id="52"/>
-    <w:bookmarkStart w:id="53" w:name="modify-reference"/>
+    <w:bookmarkEnd w:id="53"/>
+    <w:bookmarkStart w:id="54" w:name="modify-reference"/>
     <w:p>
       <w:pPr>
         <w:pStyle w:val="3"/>
@@ -879,8 +879,8 @@
         <w:pStyle w:val="FirstParagraph"/>
       </w:pPr>
     </w:p>
-    <w:bookmarkEnd w:id="53"/>
-    <w:bookmarkStart w:id="66" w:name="modify-style"/>
+    <w:bookmarkEnd w:id="54"/>
+    <w:bookmarkStart w:id="67" w:name="modify-style"/>
     <w:p>
       <w:pPr>
         <w:pStyle w:val="3"/>
@@ -1006,18 +1006,18 @@
           <wp:inline>
             <wp:extent cx="2049021" cy="2202219"/>
             <wp:effectExtent b="0" l="0" r="0" t="0"/>
-            <wp:docPr descr="" title="" id="55" name="Picture"/>
+            <wp:docPr descr="" title="" id="56" name="Picture"/>
             <a:graphic>
               <a:graphicData uri="http://schemas.openxmlformats.org/drawingml/2006/picture">
                 <pic:pic>
                   <pic:nvPicPr>
-                    <pic:cNvPr descr="./imgs/pandoc_docx_00.png" id="56" name="Picture"/>
+                    <pic:cNvPr descr="./imgs/pandoc_docx_00.png" id="57" name="Picture"/>
                     <pic:cNvPicPr>
                       <a:picLocks noChangeArrowheads="1" noChangeAspect="1"/>
                     </pic:cNvPicPr>
                   </pic:nvPicPr>
                   <pic:blipFill>
-                    <a:blip r:embed="rId54"/>
+                    <a:blip r:embed="rId55"/>
                     <a:stretch>
                       <a:fillRect/>
                     </a:stretch>
@@ -1051,18 +1051,18 @@
           <wp:inline>
             <wp:extent cx="1972423" cy="2250094"/>
             <wp:effectExtent b="0" l="0" r="0" t="0"/>
-            <wp:docPr descr="" title="" id="58" name="Picture"/>
+            <wp:docPr descr="" title="" id="59" name="Picture"/>
             <a:graphic>
               <a:graphicData uri="http://schemas.openxmlformats.org/drawingml/2006/picture">
                 <pic:pic>
                   <pic:nvPicPr>
-                    <pic:cNvPr descr="./imgs/pandoc_docx_03.png" id="59" name="Picture"/>
+                    <pic:cNvPr descr="./imgs/pandoc_docx_03.png" id="60" name="Picture"/>
                     <pic:cNvPicPr>
                       <a:picLocks noChangeArrowheads="1" noChangeAspect="1"/>
                     </pic:cNvPicPr>
                   </pic:nvPicPr>
                   <pic:blipFill>
-                    <a:blip r:embed="rId57"/>
+                    <a:blip r:embed="rId58"/>
                     <a:stretch>
                       <a:fillRect/>
                     </a:stretch>
@@ -1139,18 +1139,18 @@
           <wp:inline>
             <wp:extent cx="5505549" cy="6166215"/>
             <wp:effectExtent b="0" l="0" r="0" t="0"/>
-            <wp:docPr descr="" title="" id="61" name="Picture"/>
+            <wp:docPr descr="" title="" id="62" name="Picture"/>
             <a:graphic>
               <a:graphicData uri="http://schemas.openxmlformats.org/drawingml/2006/picture">
                 <pic:pic>
                   <pic:nvPicPr>
-                    <pic:cNvPr descr="./imgs/pandoc_docx_01.png" id="62" name="Picture"/>
+                    <pic:cNvPr descr="./imgs/pandoc_docx_01.png" id="63" name="Picture"/>
                     <pic:cNvPicPr>
                       <a:picLocks noChangeArrowheads="1" noChangeAspect="1"/>
                     </pic:cNvPicPr>
                   </pic:nvPicPr>
                   <pic:blipFill>
-                    <a:blip r:embed="rId60"/>
+                    <a:blip r:embed="rId61"/>
                     <a:stretch>
                       <a:fillRect/>
                     </a:stretch>
@@ -1227,18 +1227,18 @@
           <wp:inline>
             <wp:extent cx="5534274" cy="6175790"/>
             <wp:effectExtent b="0" l="0" r="0" t="0"/>
-            <wp:docPr descr="" title="" id="64" name="Picture"/>
+            <wp:docPr descr="" title="" id="65" name="Picture"/>
             <a:graphic>
               <a:graphicData uri="http://schemas.openxmlformats.org/drawingml/2006/picture">
                 <pic:pic>
                   <pic:nvPicPr>
-                    <pic:cNvPr descr="./imgs/pandoc_docx_02.png" id="65" name="Picture"/>
+                    <pic:cNvPr descr="./imgs/pandoc_docx_02.png" id="66" name="Picture"/>
                     <pic:cNvPicPr>
                       <a:picLocks noChangeArrowheads="1" noChangeAspect="1"/>
                     </pic:cNvPicPr>
                   </pic:nvPicPr>
                   <pic:blipFill>
-                    <a:blip r:embed="rId63"/>
+                    <a:blip r:embed="rId64"/>
                     <a:stretch>
                       <a:fillRect/>
                     </a:stretch>
@@ -1270,8 +1270,8 @@
         <w:pStyle w:val="FirstParagraph"/>
       </w:pPr>
     </w:p>
-    <w:bookmarkEnd w:id="66"/>
-    <w:bookmarkStart w:id="85" w:name="modify-matrix"/>
+    <w:bookmarkEnd w:id="67"/>
+    <w:bookmarkStart w:id="77" w:name="modify-style-font"/>
     <w:p>
       <w:pPr>
         <w:pStyle w:val="3"/>
@@ -1286,13 +1286,41 @@
         <w:tab/>
       </w:r>
       <w:r>
-        <w:t xml:space="preserve">Modify Matrix</w:t>
+        <w:t xml:space="preserve">Modify Style-Font</w:t>
       </w:r>
     </w:p>
     <w:p>
       <w:pPr>
         <w:pStyle w:val="FirstParagraph"/>
       </w:pPr>
+    </w:p>
+    <w:p>
+      <w:pPr>
+        <w:pStyle w:val="a0"/>
+      </w:pPr>
+      <w:r>
+        <w:rPr>
+          <w:b/>
+          <w:bCs/>
+        </w:rPr>
+        <w:t xml:space="preserve">Pandoc에서 사용하는 스타일 서식을 본인 스타일의 서식으로 변경</w:t>
+      </w:r>
+    </w:p>
+    <w:p>
+      <w:pPr>
+        <w:pStyle w:val="a8"/>
+      </w:pPr>
+      <w:r>
+        <w:t xml:space="preserve">중요사항</w:t>
+      </w:r>
+    </w:p>
+    <w:p>
+      <w:pPr>
+        <w:pStyle w:val="a8"/>
+      </w:pPr>
+      <w:r>
+        <w:t xml:space="preserve">아래의 스타일에서 폰트가 겹치면 안됨</w:t>
+      </w:r>
     </w:p>
     <w:p>
       <w:pPr>
@@ -1307,7 +1335,13 @@
           <w:b/>
           <w:bCs/>
         </w:rPr>
-        <w:t xml:space="preserve">테이블디자인 -&gt; 표스타일</w:t>
+        <w:t xml:space="preserve">스타일 수정-&gt;제목 2</w:t>
+      </w:r>
+      <w:r>
+        <w:br/>
+      </w:r>
+      <w:r>
+        <w:t xml:space="preserve">아래와 같이 폰트가 겹치는 경우가 발생</w:t>
       </w:r>
       <w:r>
         <w:br/>
@@ -1315,20 +1349,289 @@
       <w:r>
         <w:drawing>
           <wp:inline>
-            <wp:extent cx="5943600" cy="961352"/>
+            <wp:extent cx="5943600" cy="4723927"/>
             <wp:effectExtent b="0" l="0" r="0" t="0"/>
-            <wp:docPr descr="" title="" id="68" name="Picture"/>
+            <wp:docPr descr="" title="" id="69" name="Picture"/>
             <a:graphic>
               <a:graphicData uri="http://schemas.openxmlformats.org/drawingml/2006/picture">
                 <pic:pic>
                   <pic:nvPicPr>
-                    <pic:cNvPr descr="./imgs/pandoc_docx_04.png" id="69" name="Picture"/>
+                    <pic:cNvPr descr="./imgs/pandoc_docx_11.png" id="70" name="Picture"/>
                     <pic:cNvPicPr>
                       <a:picLocks noChangeArrowheads="1" noChangeAspect="1"/>
                     </pic:cNvPicPr>
                   </pic:nvPicPr>
                   <pic:blipFill>
-                    <a:blip r:embed="rId67"/>
+                    <a:blip r:embed="rId68"/>
+                    <a:stretch>
+                      <a:fillRect/>
+                    </a:stretch>
+                  </pic:blipFill>
+                  <pic:spPr bwMode="auto">
+                    <a:xfrm>
+                      <a:off x="0" y="0"/>
+                      <a:ext cx="5943600" cy="4723927"/>
+                    </a:xfrm>
+                    <a:prstGeom prst="rect">
+                      <a:avLst/>
+                    </a:prstGeom>
+                    <a:noFill/>
+                    <a:ln w="9525">
+                      <a:noFill/>
+                      <a:headEnd/>
+                      <a:tailEnd/>
+                    </a:ln>
+                  </pic:spPr>
+                </pic:pic>
+              </a:graphicData>
+            </a:graphic>
+          </wp:inline>
+        </w:drawing>
+      </w:r>
+    </w:p>
+    <w:p>
+      <w:pPr>
+        <w:pStyle w:val="Compact"/>
+        <w:numPr>
+          <w:ilvl w:val="1"/>
+          <w:numId w:val="1016"/>
+        </w:numPr>
+      </w:pPr>
+      <w:r>
+        <w:rPr>
+          <w:b/>
+          <w:bCs/>
+        </w:rPr>
+        <w:t xml:space="preserve">글꼴 -&gt; 원하는 글꼴 설정</w:t>
+      </w:r>
+      <w:r>
+        <w:t xml:space="preserve"> </w:t>
+      </w:r>
+      <w:r>
+        <w:drawing>
+          <wp:inline>
+            <wp:extent cx="4758709" cy="5821520"/>
+            <wp:effectExtent b="0" l="0" r="0" t="0"/>
+            <wp:docPr descr="" title="" id="72" name="Picture"/>
+            <a:graphic>
+              <a:graphicData uri="http://schemas.openxmlformats.org/drawingml/2006/picture">
+                <pic:pic>
+                  <pic:nvPicPr>
+                    <pic:cNvPr descr="./imgs/pandoc_docx_12.png" id="73" name="Picture"/>
+                    <pic:cNvPicPr>
+                      <a:picLocks noChangeArrowheads="1" noChangeAspect="1"/>
+                    </pic:cNvPicPr>
+                  </pic:nvPicPr>
+                  <pic:blipFill>
+                    <a:blip r:embed="rId71"/>
+                    <a:stretch>
+                      <a:fillRect/>
+                    </a:stretch>
+                  </pic:blipFill>
+                  <pic:spPr bwMode="auto">
+                    <a:xfrm>
+                      <a:off x="0" y="0"/>
+                      <a:ext cx="4758709" cy="5821520"/>
+                    </a:xfrm>
+                    <a:prstGeom prst="rect">
+                      <a:avLst/>
+                    </a:prstGeom>
+                    <a:noFill/>
+                    <a:ln w="9525">
+                      <a:noFill/>
+                      <a:headEnd/>
+                      <a:tailEnd/>
+                    </a:ln>
+                  </pic:spPr>
+                </pic:pic>
+              </a:graphicData>
+            </a:graphic>
+          </wp:inline>
+        </w:drawing>
+      </w:r>
+      <w:r>
+        <w:br/>
+      </w:r>
+    </w:p>
+    <w:p>
+      <w:pPr>
+        <w:pStyle w:val="Compact"/>
+        <w:numPr>
+          <w:ilvl w:val="1"/>
+          <w:numId w:val="1016"/>
+        </w:numPr>
+      </w:pPr>
+      <w:r>
+        <w:rPr>
+          <w:b/>
+          <w:bCs/>
+        </w:rPr>
+        <w:t xml:space="preserve">폰트 충돌 없음</w:t>
+      </w:r>
+      <w:r>
+        <w:t xml:space="preserve"> </w:t>
+      </w:r>
+      <w:r>
+        <w:drawing>
+          <wp:inline>
+            <wp:extent cx="5543849" cy="6204515"/>
+            <wp:effectExtent b="0" l="0" r="0" t="0"/>
+            <wp:docPr descr="" title="" id="75" name="Picture"/>
+            <a:graphic>
+              <a:graphicData uri="http://schemas.openxmlformats.org/drawingml/2006/picture">
+                <pic:pic>
+                  <pic:nvPicPr>
+                    <pic:cNvPr descr="./imgs/pandoc_docx_13.png" id="76" name="Picture"/>
+                    <pic:cNvPicPr>
+                      <a:picLocks noChangeArrowheads="1" noChangeAspect="1"/>
+                    </pic:cNvPicPr>
+                  </pic:nvPicPr>
+                  <pic:blipFill>
+                    <a:blip r:embed="rId74"/>
+                    <a:stretch>
+                      <a:fillRect/>
+                    </a:stretch>
+                  </pic:blipFill>
+                  <pic:spPr bwMode="auto">
+                    <a:xfrm>
+                      <a:off x="0" y="0"/>
+                      <a:ext cx="5543849" cy="6204515"/>
+                    </a:xfrm>
+                    <a:prstGeom prst="rect">
+                      <a:avLst/>
+                    </a:prstGeom>
+                    <a:noFill/>
+                    <a:ln w="9525">
+                      <a:noFill/>
+                      <a:headEnd/>
+                      <a:tailEnd/>
+                    </a:ln>
+                  </pic:spPr>
+                </pic:pic>
+              </a:graphicData>
+            </a:graphic>
+          </wp:inline>
+        </w:drawing>
+      </w:r>
+    </w:p>
+    <w:p>
+      <w:pPr>
+        <w:pStyle w:val="FirstParagraph"/>
+      </w:pPr>
+    </w:p>
+    <w:p>
+      <w:pPr>
+        <w:pStyle w:val="Compact"/>
+        <w:numPr>
+          <w:ilvl w:val="0"/>
+          <w:numId w:val="1017"/>
+        </w:numPr>
+      </w:pPr>
+      <w:r>
+        <w:rPr>
+          <w:b/>
+          <w:bCs/>
+        </w:rPr>
+        <w:t xml:space="preserve">TOC 문제</w:t>
+      </w:r>
+    </w:p>
+    <w:p>
+      <w:pPr>
+        <w:pStyle w:val="Compact"/>
+        <w:numPr>
+          <w:ilvl w:val="1"/>
+          <w:numId w:val="1018"/>
+        </w:numPr>
+      </w:pPr>
+      <w:r>
+        <w:t xml:space="preserve">제목 1 하이퍼링크</w:t>
+      </w:r>
+      <w:r>
+        <w:br/>
+      </w:r>
+    </w:p>
+    <w:p>
+      <w:pPr>
+        <w:pStyle w:val="Compact"/>
+        <w:numPr>
+          <w:ilvl w:val="1"/>
+          <w:numId w:val="1018"/>
+        </w:numPr>
+      </w:pPr>
+      <w:r>
+        <w:t xml:space="preserve">제목 2 하이퍼링크</w:t>
+      </w:r>
+      <w:r>
+        <w:br/>
+      </w:r>
+      <w:r>
+        <w:t xml:space="preserve">상위를 수정을 했다고 해서, TOC의 하이퍼링크도 개별로 적용해서 해야한다.</w:t>
+      </w:r>
+    </w:p>
+    <w:p>
+      <w:pPr>
+        <w:pStyle w:val="FirstParagraph"/>
+      </w:pPr>
+    </w:p>
+    <w:bookmarkEnd w:id="77"/>
+    <w:bookmarkStart w:id="96" w:name="modify-matrix"/>
+    <w:p>
+      <w:pPr>
+        <w:pStyle w:val="3"/>
+      </w:pPr>
+      <w:r>
+        <w:rPr>
+          <w:rStyle w:val="SectionNumber"/>
+        </w:rPr>
+        <w:t xml:space="preserve">3.5</w:t>
+      </w:r>
+      <w:r>
+        <w:tab/>
+      </w:r>
+      <w:r>
+        <w:t xml:space="preserve">Modify Matrix</w:t>
+      </w:r>
+    </w:p>
+    <w:p>
+      <w:pPr>
+        <w:pStyle w:val="FirstParagraph"/>
+      </w:pPr>
+    </w:p>
+    <w:p>
+      <w:pPr>
+        <w:pStyle w:val="Compact"/>
+        <w:numPr>
+          <w:ilvl w:val="0"/>
+          <w:numId w:val="1019"/>
+        </w:numPr>
+      </w:pPr>
+      <w:r>
+        <w:rPr>
+          <w:b/>
+          <w:bCs/>
+        </w:rPr>
+        <w:t xml:space="preserve">테이블디자인 -&gt; 표스타일</w:t>
+      </w:r>
+      <w:r>
+        <w:br/>
+      </w:r>
+      <w:r>
+        <w:drawing>
+          <wp:inline>
+            <wp:extent cx="5943600" cy="961352"/>
+            <wp:effectExtent b="0" l="0" r="0" t="0"/>
+            <wp:docPr descr="" title="" id="79" name="Picture"/>
+            <a:graphic>
+              <a:graphicData uri="http://schemas.openxmlformats.org/drawingml/2006/picture">
+                <pic:pic>
+                  <pic:nvPicPr>
+                    <pic:cNvPr descr="./imgs/pandoc_docx_04.png" id="80" name="Picture"/>
+                    <pic:cNvPicPr>
+                      <a:picLocks noChangeArrowheads="1" noChangeAspect="1"/>
+                    </pic:cNvPicPr>
+                  </pic:nvPicPr>
+                  <pic:blipFill>
+                    <a:blip r:embed="rId78"/>
                     <a:stretch>
                       <a:fillRect/>
                     </a:stretch>
@@ -1362,18 +1665,18 @@
           <wp:inline>
             <wp:extent cx="5419375" cy="8579082"/>
             <wp:effectExtent b="0" l="0" r="0" t="0"/>
-            <wp:docPr descr="" title="" id="71" name="Picture"/>
+            <wp:docPr descr="" title="" id="82" name="Picture"/>
             <a:graphic>
               <a:graphicData uri="http://schemas.openxmlformats.org/drawingml/2006/picture">
                 <pic:pic>
                   <pic:nvPicPr>
-                    <pic:cNvPr descr="./imgs/pandoc_docx_05.png" id="72" name="Picture"/>
+                    <pic:cNvPr descr="./imgs/pandoc_docx_05.png" id="83" name="Picture"/>
                     <pic:cNvPicPr>
                       <a:picLocks noChangeArrowheads="1" noChangeAspect="1"/>
                     </pic:cNvPicPr>
                   </pic:nvPicPr>
                   <pic:blipFill>
-                    <a:blip r:embed="rId70"/>
+                    <a:blip r:embed="rId81"/>
                     <a:stretch>
                       <a:fillRect/>
                     </a:stretch>
@@ -1418,7 +1721,7 @@
         <w:pStyle w:val="Compact"/>
         <w:numPr>
           <w:ilvl w:val="0"/>
-          <w:numId w:val="1016"/>
+          <w:numId w:val="1020"/>
         </w:numPr>
       </w:pPr>
       <w:r>
@@ -1434,7 +1737,7 @@
         <w:pStyle w:val="Compact"/>
         <w:numPr>
           <w:ilvl w:val="1"/>
-          <w:numId w:val="1017"/>
+          <w:numId w:val="1021"/>
         </w:numPr>
       </w:pPr>
       <w:r>
@@ -1459,7 +1762,7 @@
         <w:pStyle w:val="Compact"/>
         <w:numPr>
           <w:ilvl w:val="1"/>
-          <w:numId w:val="1017"/>
+          <w:numId w:val="1021"/>
         </w:numPr>
       </w:pPr>
       <w:r>
@@ -1481,7 +1784,7 @@
         <w:pStyle w:val="Compact"/>
         <w:numPr>
           <w:ilvl w:val="1"/>
-          <w:numId w:val="1017"/>
+          <w:numId w:val="1021"/>
         </w:numPr>
       </w:pPr>
       <w:r>
@@ -1495,18 +1798,18 @@
           <wp:inline>
             <wp:extent cx="5505549" cy="6175790"/>
             <wp:effectExtent b="0" l="0" r="0" t="0"/>
-            <wp:docPr descr="" title="" id="74" name="Picture"/>
+            <wp:docPr descr="" title="" id="85" name="Picture"/>
             <a:graphic>
               <a:graphicData uri="http://schemas.openxmlformats.org/drawingml/2006/picture">
                 <pic:pic>
                   <pic:nvPicPr>
-                    <pic:cNvPr descr="./imgs/pandoc_docx_06.png" id="75" name="Picture"/>
+                    <pic:cNvPr descr="./imgs/pandoc_docx_06.png" id="86" name="Picture"/>
                     <pic:cNvPicPr>
                       <a:picLocks noChangeArrowheads="1" noChangeAspect="1"/>
                     </pic:cNvPicPr>
                   </pic:nvPicPr>
                   <pic:blipFill>
-                    <a:blip r:embed="rId73"/>
+                    <a:blip r:embed="rId84"/>
                     <a:stretch>
                       <a:fillRect/>
                     </a:stretch>
@@ -1540,18 +1843,18 @@
           <wp:inline>
             <wp:extent cx="5562998" cy="6214090"/>
             <wp:effectExtent b="0" l="0" r="0" t="0"/>
-            <wp:docPr descr="" title="" id="77" name="Picture"/>
+            <wp:docPr descr="" title="" id="88" name="Picture"/>
             <a:graphic>
               <a:graphicData uri="http://schemas.openxmlformats.org/drawingml/2006/picture">
                 <pic:pic>
                   <pic:nvPicPr>
-                    <pic:cNvPr descr="./imgs/tool_pandoc_docx_02.png" id="78" name="Picture"/>
+                    <pic:cNvPr descr="./imgs/tool_pandoc_docx_02.png" id="89" name="Picture"/>
                     <pic:cNvPicPr>
                       <a:picLocks noChangeArrowheads="1" noChangeAspect="1"/>
                     </pic:cNvPicPr>
                   </pic:nvPicPr>
                   <pic:blipFill>
-                    <a:blip r:embed="rId76"/>
+                    <a:blip r:embed="rId87"/>
                     <a:stretch>
                       <a:fillRect/>
                     </a:stretch>
@@ -1585,18 +1888,18 @@
           <wp:inline>
             <wp:extent cx="5543849" cy="6156640"/>
             <wp:effectExtent b="0" l="0" r="0" t="0"/>
-            <wp:docPr descr="" title="" id="80" name="Picture"/>
+            <wp:docPr descr="" title="" id="91" name="Picture"/>
             <a:graphic>
               <a:graphicData uri="http://schemas.openxmlformats.org/drawingml/2006/picture">
                 <pic:pic>
                   <pic:nvPicPr>
-                    <pic:cNvPr descr="./imgs/tool_pandoc_docx_03.png" id="81" name="Picture"/>
+                    <pic:cNvPr descr="./imgs/tool_pandoc_docx_03.png" id="92" name="Picture"/>
                     <pic:cNvPicPr>
                       <a:picLocks noChangeArrowheads="1" noChangeAspect="1"/>
                     </pic:cNvPicPr>
                   </pic:nvPicPr>
                   <pic:blipFill>
-                    <a:blip r:embed="rId79"/>
+                    <a:blip r:embed="rId90"/>
                     <a:stretch>
                       <a:fillRect/>
                     </a:stretch>
@@ -1633,7 +1936,7 @@
         <w:pStyle w:val="Compact"/>
         <w:numPr>
           <w:ilvl w:val="0"/>
-          <w:numId w:val="1018"/>
+          <w:numId w:val="1022"/>
         </w:numPr>
       </w:pPr>
       <w:r>
@@ -1649,7 +1952,7 @@
         <w:pStyle w:val="Compact"/>
         <w:numPr>
           <w:ilvl w:val="1"/>
-          <w:numId w:val="1019"/>
+          <w:numId w:val="1023"/>
         </w:numPr>
       </w:pPr>
       <w:r>
@@ -1665,7 +1968,7 @@
         <w:pStyle w:val="Compact"/>
         <w:numPr>
           <w:ilvl w:val="1"/>
-          <w:numId w:val="1019"/>
+          <w:numId w:val="1023"/>
         </w:numPr>
       </w:pPr>
       <w:r>
@@ -1680,7 +1983,7 @@
         <w:pStyle w:val="Compact"/>
         <w:numPr>
           <w:ilvl w:val="1"/>
-          <w:numId w:val="1019"/>
+          <w:numId w:val="1023"/>
         </w:numPr>
       </w:pPr>
       <w:r>
@@ -1694,18 +1997,18 @@
           <wp:inline>
             <wp:extent cx="5543849" cy="6185365"/>
             <wp:effectExtent b="0" l="0" r="0" t="0"/>
-            <wp:docPr descr="" title="" id="83" name="Picture"/>
+            <wp:docPr descr="" title="" id="94" name="Picture"/>
             <a:graphic>
               <a:graphicData uri="http://schemas.openxmlformats.org/drawingml/2006/picture">
                 <pic:pic>
                   <pic:nvPicPr>
-                    <pic:cNvPr descr="./imgs/pandoc_docx_07.png" id="84" name="Picture"/>
+                    <pic:cNvPr descr="./imgs/pandoc_docx_07.png" id="95" name="Picture"/>
                     <pic:cNvPicPr>
                       <a:picLocks noChangeArrowheads="1" noChangeAspect="1"/>
                     </pic:cNvPicPr>
                   </pic:nvPicPr>
                   <pic:blipFill>
-                    <a:blip r:embed="rId82"/>
+                    <a:blip r:embed="rId93"/>
                     <a:stretch>
                       <a:fillRect/>
                     </a:stretch>
@@ -1935,8 +2238,8 @@
         <w:pStyle w:val="a0"/>
       </w:pPr>
     </w:p>
-    <w:bookmarkEnd w:id="85"/>
-    <w:bookmarkStart w:id="92" w:name="modify-toc"/>
+    <w:bookmarkEnd w:id="96"/>
+    <w:bookmarkStart w:id="112" w:name="modify-toc"/>
     <w:p>
       <w:pPr>
         <w:pStyle w:val="3"/>
@@ -1945,7 +2248,7 @@
         <w:rPr>
           <w:rStyle w:val="SectionNumber"/>
         </w:rPr>
-        <w:t xml:space="preserve">3.5</w:t>
+        <w:t xml:space="preserve">3.6</w:t>
       </w:r>
       <w:r>
         <w:tab/>
@@ -1964,7 +2267,7 @@
         <w:pStyle w:val="Compact"/>
         <w:numPr>
           <w:ilvl w:val="0"/>
-          <w:numId w:val="1020"/>
+          <w:numId w:val="1024"/>
         </w:numPr>
       </w:pPr>
       <w:r>
@@ -1980,7 +2283,7 @@
         <w:pStyle w:val="Compact"/>
         <w:numPr>
           <w:ilvl w:val="1"/>
-          <w:numId w:val="1021"/>
+          <w:numId w:val="1025"/>
         </w:numPr>
       </w:pPr>
       <w:r>
@@ -1995,7 +2298,7 @@
         <w:pStyle w:val="Compact"/>
         <w:numPr>
           <w:ilvl w:val="1"/>
-          <w:numId w:val="1021"/>
+          <w:numId w:val="1025"/>
         </w:numPr>
       </w:pPr>
       <w:r>
@@ -2009,18 +2312,18 @@
           <wp:inline>
             <wp:extent cx="5943600" cy="3815983"/>
             <wp:effectExtent b="0" l="0" r="0" t="0"/>
-            <wp:docPr descr="" title="" id="87" name="Picture"/>
+            <wp:docPr descr="" title="" id="98" name="Picture"/>
             <a:graphic>
               <a:graphicData uri="http://schemas.openxmlformats.org/drawingml/2006/picture">
                 <pic:pic>
                   <pic:nvPicPr>
-                    <pic:cNvPr descr="./imgs/pandoc_docx_08.png" id="88" name="Picture"/>
+                    <pic:cNvPr descr="./imgs/pandoc_docx_08.png" id="99" name="Picture"/>
                     <pic:cNvPicPr>
                       <a:picLocks noChangeArrowheads="1" noChangeAspect="1"/>
                     </pic:cNvPicPr>
                   </pic:nvPicPr>
                   <pic:blipFill>
-                    <a:blip r:embed="rId86"/>
+                    <a:blip r:embed="rId97"/>
                     <a:stretch>
                       <a:fillRect/>
                     </a:stretch>
@@ -2052,7 +2355,7 @@
         <w:pStyle w:val="Compact"/>
         <w:numPr>
           <w:ilvl w:val="0"/>
-          <w:numId w:val="1020"/>
+          <w:numId w:val="1024"/>
         </w:numPr>
       </w:pPr>
       <w:r>
@@ -2060,36 +2363,106 @@
           <w:b/>
           <w:bCs/>
         </w:rPr>
-        <w:t xml:space="preserve">TOC 제목</w:t>
-      </w:r>
-      <w:r>
-        <w:br/>
-      </w:r>
-      <w:r>
-        <w:t xml:space="preserve">Table of Contents 수정</w:t>
-      </w:r>
-    </w:p>
-    <w:p>
-      <w:pPr>
-        <w:pStyle w:val="FirstParagraph"/>
-      </w:pPr>
+        <w:t xml:space="preserve">목차 1 -&gt; 단락</w:t>
+      </w:r>
+      <w:r>
+        <w:br/>
+      </w:r>
+      <w:r>
+        <w:t xml:space="preserve">단락을 선택하여 각 간격 조절</w:t>
+      </w:r>
+      <w:r>
+        <w:br/>
+      </w:r>
       <w:r>
         <w:drawing>
           <wp:inline>
-            <wp:extent cx="5943600" cy="4485177"/>
+            <wp:extent cx="5943600" cy="5484043"/>
             <wp:effectExtent b="0" l="0" r="0" t="0"/>
-            <wp:docPr descr="" title="" id="90" name="Picture"/>
+            <wp:docPr descr="" title="" id="101" name="Picture"/>
             <a:graphic>
               <a:graphicData uri="http://schemas.openxmlformats.org/drawingml/2006/picture">
                 <pic:pic>
                   <pic:nvPicPr>
-                    <pic:cNvPr descr="./imgs/pandoc_docx_09.png" id="91" name="Picture"/>
+                    <pic:cNvPr descr="./imgs/pandoc_docx_15.png" id="102" name="Picture"/>
                     <pic:cNvPicPr>
                       <a:picLocks noChangeArrowheads="1" noChangeAspect="1"/>
                     </pic:cNvPicPr>
                   </pic:nvPicPr>
                   <pic:blipFill>
-                    <a:blip r:embed="rId89"/>
+                    <a:blip r:embed="rId100"/>
+                    <a:stretch>
+                      <a:fillRect/>
+                    </a:stretch>
+                  </pic:blipFill>
+                  <pic:spPr bwMode="auto">
+                    <a:xfrm>
+                      <a:off x="0" y="0"/>
+                      <a:ext cx="5943600" cy="5484043"/>
+                    </a:xfrm>
+                    <a:prstGeom prst="rect">
+                      <a:avLst/>
+                    </a:prstGeom>
+                    <a:noFill/>
+                    <a:ln w="9525">
+                      <a:noFill/>
+                      <a:headEnd/>
+                      <a:tailEnd/>
+                    </a:ln>
+                  </pic:spPr>
+                </pic:pic>
+              </a:graphicData>
+            </a:graphic>
+          </wp:inline>
+        </w:drawing>
+      </w:r>
+    </w:p>
+    <w:p>
+      <w:pPr>
+        <w:pStyle w:val="FirstParagraph"/>
+      </w:pPr>
+    </w:p>
+    <w:p>
+      <w:pPr>
+        <w:pStyle w:val="Compact"/>
+        <w:numPr>
+          <w:ilvl w:val="0"/>
+          <w:numId w:val="1026"/>
+        </w:numPr>
+      </w:pPr>
+      <w:r>
+        <w:rPr>
+          <w:b/>
+          <w:bCs/>
+        </w:rPr>
+        <w:t xml:space="preserve">TOC 제목</w:t>
+      </w:r>
+      <w:r>
+        <w:br/>
+      </w:r>
+      <w:r>
+        <w:t xml:space="preserve">Table of Contents 수정</w:t>
+      </w:r>
+      <w:r>
+        <w:t xml:space="preserve"> </w:t>
+      </w:r>
+      <w:r>
+        <w:drawing>
+          <wp:inline>
+            <wp:extent cx="5943600" cy="4485177"/>
+            <wp:effectExtent b="0" l="0" r="0" t="0"/>
+            <wp:docPr descr="" title="" id="104" name="Picture"/>
+            <a:graphic>
+              <a:graphicData uri="http://schemas.openxmlformats.org/drawingml/2006/picture">
+                <pic:pic>
+                  <pic:nvPicPr>
+                    <pic:cNvPr descr="./imgs/pandoc_docx_09.png" id="105" name="Picture"/>
+                    <pic:cNvPicPr>
+                      <a:picLocks noChangeArrowheads="1" noChangeAspect="1"/>
+                    </pic:cNvPicPr>
+                  </pic:nvPicPr>
+                  <pic:blipFill>
+                    <a:blip r:embed="rId103"/>
                     <a:stretch>
                       <a:fillRect/>
                     </a:stretch>
@@ -2118,483 +2491,6 @@
     </w:p>
     <w:p>
       <w:pPr>
-        <w:pStyle w:val="a0"/>
-      </w:pPr>
-    </w:p>
-    <w:bookmarkEnd w:id="92"/>
-    <w:bookmarkEnd w:id="93"/>
-    <w:bookmarkStart w:id="95" w:name="check-docxpptx"/>
-    <w:p>
-      <w:pPr>
-        <w:pStyle w:val="2"/>
-      </w:pPr>
-      <w:r>
-        <w:rPr>
-          <w:rStyle w:val="SectionNumber"/>
-        </w:rPr>
-        <w:t xml:space="preserve">4</w:t>
-      </w:r>
-      <w:r>
-        <w:tab/>
-      </w:r>
-      <w:r>
-        <w:t xml:space="preserve">Check DOCX/PPTX</w:t>
-      </w:r>
-    </w:p>
-    <w:p>
-      <w:pPr>
-        <w:pStyle w:val="FirstParagraph"/>
-      </w:pPr>
-    </w:p>
-    <w:p>
-      <w:pPr>
-        <w:pStyle w:val="Compact"/>
-        <w:numPr>
-          <w:ilvl w:val="0"/>
-          <w:numId w:val="1022"/>
-        </w:numPr>
-      </w:pPr>
-      <w:r>
-        <w:rPr>
-          <w:b/>
-          <w:bCs/>
-        </w:rPr>
-        <w:t xml:space="preserve">DOCX/PPTX 의 구성</w:t>
-      </w:r>
-      <w:r>
-        <w:br/>
-      </w:r>
-      <w:r>
-        <w:t xml:space="preserve">zip으로 되어있으며, 이를 풀면 XML 기반으로 쉽게 확인가능</w:t>
-      </w:r>
-    </w:p>
-    <w:p>
-      <w:pPr>
-        <w:pStyle w:val="SourceCode"/>
-      </w:pPr>
-      <w:r>
-        <w:rPr>
-          <w:rStyle w:val="VerbatimChar"/>
-        </w:rPr>
-        <w:t xml:space="preserve">tar -tf .\reference.docx | Select-Object -First 10</w:t>
-      </w:r>
-    </w:p>
-    <w:p>
-      <w:pPr>
-        <w:pStyle w:val="SourceCode"/>
-      </w:pPr>
-      <w:r>
-        <w:rPr>
-          <w:rStyle w:val="VerbatimChar"/>
-        </w:rPr>
-        <w:t xml:space="preserve">tar -tf .\reference.docx </w:t>
-      </w:r>
-    </w:p>
-    <w:p>
-      <w:pPr>
-        <w:pStyle w:val="SourceCode"/>
-      </w:pPr>
-      <w:r>
-        <w:rPr>
-          <w:rStyle w:val="VerbatimChar"/>
-        </w:rPr>
-        <w:t xml:space="preserve">[Content_Types].xml</w:t>
-      </w:r>
-      <w:r>
-        <w:br/>
-      </w:r>
-      <w:r>
-        <w:rPr>
-          <w:rStyle w:val="VerbatimChar"/>
-        </w:rPr>
-        <w:t xml:space="preserve">_rels/.rels</w:t>
-      </w:r>
-      <w:r>
-        <w:br/>
-      </w:r>
-      <w:r>
-        <w:rPr>
-          <w:rStyle w:val="VerbatimChar"/>
-        </w:rPr>
-        <w:t xml:space="preserve">docProps/app.xml</w:t>
-      </w:r>
-      <w:r>
-        <w:br/>
-      </w:r>
-      <w:r>
-        <w:rPr>
-          <w:rStyle w:val="VerbatimChar"/>
-        </w:rPr>
-        <w:t xml:space="preserve">docProps/core.xml</w:t>
-      </w:r>
-      <w:r>
-        <w:br/>
-      </w:r>
-      <w:r>
-        <w:rPr>
-          <w:rStyle w:val="VerbatimChar"/>
-        </w:rPr>
-        <w:t xml:space="preserve">docProps/custom.xml</w:t>
-      </w:r>
-      <w:r>
-        <w:br/>
-      </w:r>
-      <w:r>
-        <w:rPr>
-          <w:rStyle w:val="VerbatimChar"/>
-        </w:rPr>
-        <w:t xml:space="preserve">word/document.xml</w:t>
-      </w:r>
-      <w:r>
-        <w:br/>
-      </w:r>
-      <w:r>
-        <w:rPr>
-          <w:rStyle w:val="VerbatimChar"/>
-        </w:rPr>
-        <w:t xml:space="preserve">word/fontTable.xml</w:t>
-      </w:r>
-      <w:r>
-        <w:br/>
-      </w:r>
-      <w:r>
-        <w:rPr>
-          <w:rStyle w:val="VerbatimChar"/>
-        </w:rPr>
-        <w:t xml:space="preserve">word/footnotes.xml</w:t>
-      </w:r>
-      <w:r>
-        <w:br/>
-      </w:r>
-      <w:r>
-        <w:rPr>
-          <w:rStyle w:val="VerbatimChar"/>
-        </w:rPr>
-        <w:t xml:space="preserve">word/comments.xml</w:t>
-      </w:r>
-      <w:r>
-        <w:br/>
-      </w:r>
-      <w:r>
-        <w:rPr>
-          <w:rStyle w:val="VerbatimChar"/>
-        </w:rPr>
-        <w:t xml:space="preserve">word/numbering.xml</w:t>
-      </w:r>
-    </w:p>
-    <w:p>
-      <w:pPr>
-        <w:pStyle w:val="FirstParagraph"/>
-      </w:pPr>
-      <w:r>
-        <w:t xml:space="preserve"> </w:t>
-      </w:r>
-    </w:p>
-    <w:bookmarkStart w:id="94" w:name="check-xml"/>
-    <w:p>
-      <w:pPr>
-        <w:pStyle w:val="3"/>
-      </w:pPr>
-      <w:r>
-        <w:rPr>
-          <w:rStyle w:val="SectionNumber"/>
-        </w:rPr>
-        <w:t xml:space="preserve">4.1</w:t>
-      </w:r>
-      <w:r>
-        <w:tab/>
-      </w:r>
-      <w:r>
-        <w:t xml:space="preserve">Check XML</w:t>
-      </w:r>
-    </w:p>
-    <w:p>
-      <w:pPr>
-        <w:pStyle w:val="FirstParagraph"/>
-      </w:pPr>
-    </w:p>
-    <w:p>
-      <w:pPr>
-        <w:pStyle w:val="a0"/>
-      </w:pPr>
-      <w:r>
-        <w:rPr>
-          <w:b/>
-          <w:bCs/>
-        </w:rPr>
-        <w:t xml:space="preserve">XML기반으로 세부분석</w:t>
-      </w:r>
-    </w:p>
-    <w:p>
-      <w:pPr>
-        <w:pStyle w:val="Compact"/>
-        <w:numPr>
-          <w:ilvl w:val="0"/>
-          <w:numId w:val="1023"/>
-        </w:numPr>
-      </w:pPr>
-      <w:r>
-        <w:t xml:space="preserve">styles.xml 내용확인</w:t>
-      </w:r>
-    </w:p>
-    <w:p>
-      <w:pPr>
-        <w:pStyle w:val="SourceCode"/>
-      </w:pPr>
-      <w:r>
-        <w:rPr>
-          <w:rStyle w:val="VerbatimChar"/>
-        </w:rPr>
-        <w:t xml:space="preserve">tar -xf .\reference.docx -O word/styles.xml</w:t>
-      </w:r>
-    </w:p>
-    <w:p>
-      <w:pPr>
-        <w:pStyle w:val="FirstParagraph"/>
-      </w:pPr>
-    </w:p>
-    <w:p>
-      <w:pPr>
-        <w:pStyle w:val="Compact"/>
-        <w:numPr>
-          <w:ilvl w:val="0"/>
-          <w:numId w:val="1024"/>
-        </w:numPr>
-      </w:pPr>
-      <w:r>
-        <w:t xml:space="preserve">압축풀기</w:t>
-      </w:r>
-      <w:r>
-        <w:br/>
-      </w:r>
-      <w:r>
-        <w:t xml:space="preserve">압축을 풀면 다양한 XML과 Directory가 나옴</w:t>
-      </w:r>
-    </w:p>
-    <w:p>
-      <w:pPr>
-        <w:pStyle w:val="SourceCode"/>
-      </w:pPr>
-      <w:r>
-        <w:rPr>
-          <w:rStyle w:val="VerbatimChar"/>
-        </w:rPr>
-        <w:t xml:space="preserve">tar -xf .\reference.docx </w:t>
-      </w:r>
-    </w:p>
-    <w:p>
-      <w:pPr>
-        <w:pStyle w:val="FirstParagraph"/>
-      </w:pPr>
-    </w:p>
-    <w:p>
-      <w:r>
-        <w:pict>
-          <v:rect style="width:0;height:1.5pt" o:hralign="center" o:hrstd="t" o:hr="t"/>
-        </w:pict>
-      </w:r>
-    </w:p>
-    <w:bookmarkEnd w:id="94"/>
-    <w:bookmarkEnd w:id="95"/>
-    <w:bookmarkStart w:id="98" w:name="pandoc-build"/>
-    <w:p>
-      <w:pPr>
-        <w:pStyle w:val="2"/>
-      </w:pPr>
-      <w:r>
-        <w:rPr>
-          <w:rStyle w:val="SectionNumber"/>
-        </w:rPr>
-        <w:t xml:space="preserve">5</w:t>
-      </w:r>
-      <w:r>
-        <w:tab/>
-      </w:r>
-      <w:r>
-        <w:t xml:space="preserve">Pandoc Build</w:t>
-      </w:r>
-    </w:p>
-    <w:bookmarkStart w:id="96" w:name="convert-to-pptx"/>
-    <w:p>
-      <w:pPr>
-        <w:pStyle w:val="3"/>
-      </w:pPr>
-      <w:r>
-        <w:rPr>
-          <w:rStyle w:val="SectionNumber"/>
-        </w:rPr>
-        <w:t xml:space="preserve">5.1</w:t>
-      </w:r>
-      <w:r>
-        <w:tab/>
-      </w:r>
-      <w:r>
-        <w:t xml:space="preserve">Convert to PPTX</w:t>
-      </w:r>
-    </w:p>
-    <w:p>
-      <w:pPr>
-        <w:pStyle w:val="FirstParagraph"/>
-      </w:pPr>
-    </w:p>
-    <w:p>
-      <w:pPr>
-        <w:pStyle w:val="Compact"/>
-        <w:numPr>
-          <w:ilvl w:val="0"/>
-          <w:numId w:val="1025"/>
-        </w:numPr>
-      </w:pPr>
-      <w:r>
-        <w:t xml:space="preserve">Convert markdown to pptx</w:t>
-      </w:r>
-      <w:r>
-        <w:br/>
-      </w:r>
-      <w:r>
-        <w:t xml:space="preserve">간단히 변경가능하지만, 사용의미가 없음</w:t>
-      </w:r>
-      <w:r>
-        <w:br/>
-      </w:r>
-    </w:p>
-    <w:p>
-      <w:pPr>
-        <w:pStyle w:val="SourceCode"/>
-      </w:pPr>
-      <w:r>
-        <w:rPr>
-          <w:rStyle w:val="VerbatimChar"/>
-        </w:rPr>
-        <w:t xml:space="preserve">pandoc .\docs\index.md `</w:t>
-      </w:r>
-      <w:r>
-        <w:br/>
-      </w:r>
-      <w:r>
-        <w:rPr>
-          <w:rStyle w:val="VerbatimChar"/>
-        </w:rPr>
-        <w:t xml:space="preserve">  --slide-level=2 `</w:t>
-      </w:r>
-      <w:r>
-        <w:br/>
-      </w:r>
-      <w:r>
-        <w:rPr>
-          <w:rStyle w:val="VerbatimChar"/>
-        </w:rPr>
-        <w:t xml:space="preserve">  --resource-path=".;.\docs" `</w:t>
-      </w:r>
-      <w:r>
-        <w:br/>
-      </w:r>
-      <w:r>
-        <w:rPr>
-          <w:rStyle w:val="VerbatimChar"/>
-        </w:rPr>
-        <w:t xml:space="preserve">  -o .\output\index.pptx</w:t>
-      </w:r>
-    </w:p>
-    <w:p>
-      <w:pPr>
-        <w:pStyle w:val="FirstParagraph"/>
-      </w:pPr>
-    </w:p>
-    <w:p>
-      <w:pPr>
-        <w:pStyle w:val="Compact"/>
-        <w:numPr>
-          <w:ilvl w:val="0"/>
-          <w:numId w:val="1026"/>
-        </w:numPr>
-      </w:pPr>
-      <w:r>
-        <w:t xml:space="preserve">Convert markdown to pptx</w:t>
-      </w:r>
-      <w:r>
-        <w:br/>
-      </w:r>
-      <w:r>
-        <w:t xml:space="preserve">Reference 이용</w:t>
-      </w:r>
-      <w:r>
-        <w:br/>
-      </w:r>
-    </w:p>
-    <w:p>
-      <w:pPr>
-        <w:pStyle w:val="SourceCode"/>
-      </w:pPr>
-      <w:r>
-        <w:rPr>
-          <w:rStyle w:val="VerbatimChar"/>
-        </w:rPr>
-        <w:t xml:space="preserve">pandoc .\docs\index.md `</w:t>
-      </w:r>
-      <w:r>
-        <w:br/>
-      </w:r>
-      <w:r>
-        <w:rPr>
-          <w:rStyle w:val="VerbatimChar"/>
-        </w:rPr>
-        <w:t xml:space="preserve">  --slide-level=2 `</w:t>
-      </w:r>
-      <w:r>
-        <w:br/>
-      </w:r>
-      <w:r>
-        <w:rPr>
-          <w:rStyle w:val="VerbatimChar"/>
-        </w:rPr>
-        <w:t xml:space="preserve">  --reference-doc=.\docx\reference.pptx `</w:t>
-      </w:r>
-      <w:r>
-        <w:br/>
-      </w:r>
-      <w:r>
-        <w:rPr>
-          <w:rStyle w:val="VerbatimChar"/>
-        </w:rPr>
-        <w:t xml:space="preserve">  --resource-path=".;.\docs" `</w:t>
-      </w:r>
-      <w:r>
-        <w:br/>
-      </w:r>
-      <w:r>
-        <w:rPr>
-          <w:rStyle w:val="VerbatimChar"/>
-        </w:rPr>
-        <w:t xml:space="preserve">  -o .\output\index.pptx</w:t>
-      </w:r>
-    </w:p>
-    <w:p>
-      <w:pPr>
-        <w:pStyle w:val="FirstParagraph"/>
-      </w:pPr>
-    </w:p>
-    <w:bookmarkEnd w:id="96"/>
-    <w:bookmarkStart w:id="97" w:name="convert-to-docx"/>
-    <w:p>
-      <w:pPr>
-        <w:pStyle w:val="3"/>
-      </w:pPr>
-      <w:r>
-        <w:rPr>
-          <w:rStyle w:val="SectionNumber"/>
-        </w:rPr>
-        <w:t xml:space="preserve">5.2</w:t>
-      </w:r>
-      <w:r>
-        <w:tab/>
-      </w:r>
-      <w:r>
-        <w:t xml:space="preserve">Convert to DOCX</w:t>
-      </w:r>
-    </w:p>
-    <w:p>
-      <w:pPr>
         <w:pStyle w:val="FirstParagraph"/>
       </w:pPr>
     </w:p>
@@ -2607,77 +2503,109 @@
         </w:numPr>
       </w:pPr>
       <w:r>
-        <w:t xml:space="preserve">Convert markdown to docx</w:t>
-      </w:r>
-    </w:p>
-    <w:p>
-      <w:pPr>
-        <w:pStyle w:val="SourceCode"/>
-      </w:pPr>
-      <w:r>
-        <w:rPr>
-          <w:rStyle w:val="VerbatimChar"/>
-        </w:rPr>
-        <w:t xml:space="preserve">pandoc `</w:t>
-      </w:r>
-      <w:r>
-        <w:br/>
-      </w:r>
-      <w:r>
-        <w:rPr>
-          <w:rStyle w:val="VerbatimChar"/>
-        </w:rPr>
-        <w:t xml:space="preserve">  .\docs\index.md `</w:t>
-      </w:r>
-      <w:r>
-        <w:br/>
-      </w:r>
-      <w:r>
-        <w:rPr>
-          <w:rStyle w:val="VerbatimChar"/>
-        </w:rPr>
-        <w:t xml:space="preserve">  --toc `</w:t>
-      </w:r>
-      <w:r>
-        <w:br/>
-      </w:r>
-      <w:r>
-        <w:rPr>
-          <w:rStyle w:val="VerbatimChar"/>
-        </w:rPr>
-        <w:t xml:space="preserve">  --number-sections `</w:t>
-      </w:r>
-      <w:r>
-        <w:br/>
-      </w:r>
-      <w:r>
-        <w:rPr>
-          <w:rStyle w:val="VerbatimChar"/>
-        </w:rPr>
-        <w:t xml:space="preserve">  --reference-doc=.\docx\reference.docx `</w:t>
-      </w:r>
-      <w:r>
-        <w:br/>
-      </w:r>
-      <w:r>
-        <w:rPr>
-          <w:rStyle w:val="VerbatimChar"/>
-        </w:rPr>
-        <w:t xml:space="preserve">  --resource-path=".;.\docs" `</w:t>
-      </w:r>
-      <w:r>
-        <w:br/>
-      </w:r>
-      <w:r>
-        <w:rPr>
-          <w:rStyle w:val="VerbatimChar"/>
-        </w:rPr>
-        <w:t xml:space="preserve">  -o .\output\index.docx</w:t>
+        <w:rPr>
+          <w:b/>
+          <w:bCs/>
+        </w:rPr>
+        <w:t xml:space="preserve">하이퍼링크</w:t>
+      </w:r>
+      <w:r>
+        <w:br/>
+      </w:r>
+      <w:r>
+        <w:t xml:space="preserve">각 항목은 각 제목의 하이퍼 링크로 되어있어, 각 제목의 폰트를 그대로 적용되어진다.</w:t>
+      </w:r>
+      <w:r>
+        <w:t xml:space="preserve"> </w:t>
+      </w:r>
+      <w:r>
+        <w:rPr>
+          <w:b/>
+          <w:bCs/>
+        </w:rPr>
+        <w:t xml:space="preserve">같은 하이퍼 링크지만, 각 제목 1,2에 따라 다 확인</w:t>
+      </w:r>
+    </w:p>
+    <w:p>
+      <w:pPr>
+        <w:pStyle w:val="Compact"/>
+        <w:numPr>
+          <w:ilvl w:val="1"/>
+          <w:numId w:val="1028"/>
+        </w:numPr>
+      </w:pPr>
+      <w:r>
+        <w:t xml:space="preserve">제목 1 -&gt; 하이퍼 링크</w:t>
+      </w:r>
+      <w:r>
+        <w:br/>
+      </w:r>
+    </w:p>
+    <w:p>
+      <w:pPr>
+        <w:pStyle w:val="Compact"/>
+        <w:numPr>
+          <w:ilvl w:val="1"/>
+          <w:numId w:val="1028"/>
+        </w:numPr>
+      </w:pPr>
+      <w:r>
+        <w:t xml:space="preserve">제목 2 -&gt; 하이퍼 링크</w:t>
+      </w:r>
+      <w:r>
+        <w:t xml:space="preserve"> </w:t>
+      </w:r>
+      <w:r>
+        <w:drawing>
+          <wp:inline>
+            <wp:extent cx="5943600" cy="3630021"/>
+            <wp:effectExtent b="0" l="0" r="0" t="0"/>
+            <wp:docPr descr="" title="" id="107" name="Picture"/>
+            <a:graphic>
+              <a:graphicData uri="http://schemas.openxmlformats.org/drawingml/2006/picture">
+                <pic:pic>
+                  <pic:nvPicPr>
+                    <pic:cNvPr descr="./imgs/pandoc_docx_14.png" id="108" name="Picture"/>
+                    <pic:cNvPicPr>
+                      <a:picLocks noChangeArrowheads="1" noChangeAspect="1"/>
+                    </pic:cNvPicPr>
+                  </pic:nvPicPr>
+                  <pic:blipFill>
+                    <a:blip r:embed="rId106"/>
+                    <a:stretch>
+                      <a:fillRect/>
+                    </a:stretch>
+                  </pic:blipFill>
+                  <pic:spPr bwMode="auto">
+                    <a:xfrm>
+                      <a:off x="0" y="0"/>
+                      <a:ext cx="5943600" cy="3630021"/>
+                    </a:xfrm>
+                    <a:prstGeom prst="rect">
+                      <a:avLst/>
+                    </a:prstGeom>
+                    <a:noFill/>
+                    <a:ln w="9525">
+                      <a:noFill/>
+                      <a:headEnd/>
+                      <a:tailEnd/>
+                    </a:ln>
+                  </pic:spPr>
+                </pic:pic>
+              </a:graphicData>
+            </a:graphic>
+          </wp:inline>
+        </w:drawing>
       </w:r>
     </w:p>
     <w:p>
       <w:pPr>
         <w:pStyle w:val="FirstParagraph"/>
+      </w:pPr>
+    </w:p>
+    <w:p>
+      <w:pPr>
+        <w:pStyle w:val="a0"/>
       </w:pPr>
     </w:p>
     <w:p>
@@ -2685,10 +2613,575 @@
         <w:pStyle w:val="Compact"/>
         <w:numPr>
           <w:ilvl w:val="0"/>
-          <w:numId w:val="1028"/>
+          <w:numId w:val="1029"/>
         </w:numPr>
       </w:pPr>
       <w:r>
+        <w:rPr>
+          <w:b/>
+          <w:bCs/>
+        </w:rPr>
+        <w:t xml:space="preserve">목차업데이트</w:t>
+      </w:r>
+      <w:r>
+        <w:br/>
+      </w:r>
+      <w:r>
+        <w:t xml:space="preserve">각 폰트 변경을 재확인을 해야함. 즉 1개의</w:t>
+      </w:r>
+      <w:r>
+        <w:t xml:space="preserve"> </w:t>
+      </w:r>
+      <w:r>
+        <w:rPr>
+          <w:b/>
+          <w:bCs/>
+        </w:rPr>
+        <w:t xml:space="preserve">제목 1</w:t>
+      </w:r>
+      <w:r>
+        <w:t xml:space="preserve"> </w:t>
+      </w:r>
+      <w:r>
+        <w:t xml:space="preserve">스타일 수정을 했다고, 전체 제목 1의 스타일 변경되지 않는다.</w:t>
+      </w:r>
+      <w:r>
+        <w:t xml:space="preserve"> </w:t>
+      </w:r>
+      <w:r>
+        <w:drawing>
+          <wp:inline>
+            <wp:extent cx="5943600" cy="4273497"/>
+            <wp:effectExtent b="0" l="0" r="0" t="0"/>
+            <wp:docPr descr="" title="" id="110" name="Picture"/>
+            <a:graphic>
+              <a:graphicData uri="http://schemas.openxmlformats.org/drawingml/2006/picture">
+                <pic:pic>
+                  <pic:nvPicPr>
+                    <pic:cNvPr descr="./imgs/pandoc_docx_10.png" id="111" name="Picture"/>
+                    <pic:cNvPicPr>
+                      <a:picLocks noChangeArrowheads="1" noChangeAspect="1"/>
+                    </pic:cNvPicPr>
+                  </pic:nvPicPr>
+                  <pic:blipFill>
+                    <a:blip r:embed="rId109"/>
+                    <a:stretch>
+                      <a:fillRect/>
+                    </a:stretch>
+                  </pic:blipFill>
+                  <pic:spPr bwMode="auto">
+                    <a:xfrm>
+                      <a:off x="0" y="0"/>
+                      <a:ext cx="5943600" cy="4273497"/>
+                    </a:xfrm>
+                    <a:prstGeom prst="rect">
+                      <a:avLst/>
+                    </a:prstGeom>
+                    <a:noFill/>
+                    <a:ln w="9525">
+                      <a:noFill/>
+                      <a:headEnd/>
+                      <a:tailEnd/>
+                    </a:ln>
+                  </pic:spPr>
+                </pic:pic>
+              </a:graphicData>
+            </a:graphic>
+          </wp:inline>
+        </w:drawing>
+      </w:r>
+    </w:p>
+    <w:p>
+      <w:pPr>
+        <w:pStyle w:val="FirstParagraph"/>
+      </w:pPr>
+    </w:p>
+    <w:bookmarkEnd w:id="112"/>
+    <w:bookmarkEnd w:id="113"/>
+    <w:bookmarkStart w:id="115" w:name="check-docxpptx"/>
+    <w:p>
+      <w:pPr>
+        <w:pStyle w:val="2"/>
+      </w:pPr>
+      <w:r>
+        <w:rPr>
+          <w:rStyle w:val="SectionNumber"/>
+        </w:rPr>
+        <w:t xml:space="preserve">4</w:t>
+      </w:r>
+      <w:r>
+        <w:tab/>
+      </w:r>
+      <w:r>
+        <w:t xml:space="preserve">Check DOCX/PPTX</w:t>
+      </w:r>
+    </w:p>
+    <w:p>
+      <w:pPr>
+        <w:pStyle w:val="FirstParagraph"/>
+      </w:pPr>
+    </w:p>
+    <w:p>
+      <w:pPr>
+        <w:pStyle w:val="Compact"/>
+        <w:numPr>
+          <w:ilvl w:val="0"/>
+          <w:numId w:val="1030"/>
+        </w:numPr>
+      </w:pPr>
+      <w:r>
+        <w:rPr>
+          <w:b/>
+          <w:bCs/>
+        </w:rPr>
+        <w:t xml:space="preserve">DOCX/PPTX 의 구성</w:t>
+      </w:r>
+      <w:r>
+        <w:br/>
+      </w:r>
+      <w:r>
+        <w:t xml:space="preserve">zip으로 되어있으며, 이를 풀면 XML 기반으로 쉽게 확인가능</w:t>
+      </w:r>
+    </w:p>
+    <w:p>
+      <w:pPr>
+        <w:pStyle w:val="SourceCode"/>
+      </w:pPr>
+      <w:r>
+        <w:rPr>
+          <w:rStyle w:val="VerbatimChar"/>
+        </w:rPr>
+        <w:t xml:space="preserve">tar -tf .\reference.docx | Select-Object -First 10</w:t>
+      </w:r>
+    </w:p>
+    <w:p>
+      <w:pPr>
+        <w:pStyle w:val="SourceCode"/>
+      </w:pPr>
+      <w:r>
+        <w:rPr>
+          <w:rStyle w:val="VerbatimChar"/>
+        </w:rPr>
+        <w:t xml:space="preserve">tar -tf .\reference.docx </w:t>
+      </w:r>
+    </w:p>
+    <w:p>
+      <w:pPr>
+        <w:pStyle w:val="SourceCode"/>
+      </w:pPr>
+      <w:r>
+        <w:rPr>
+          <w:rStyle w:val="VerbatimChar"/>
+        </w:rPr>
+        <w:t xml:space="preserve">[Content_Types].xml</w:t>
+      </w:r>
+      <w:r>
+        <w:br/>
+      </w:r>
+      <w:r>
+        <w:rPr>
+          <w:rStyle w:val="VerbatimChar"/>
+        </w:rPr>
+        <w:t xml:space="preserve">_rels/.rels</w:t>
+      </w:r>
+      <w:r>
+        <w:br/>
+      </w:r>
+      <w:r>
+        <w:rPr>
+          <w:rStyle w:val="VerbatimChar"/>
+        </w:rPr>
+        <w:t xml:space="preserve">docProps/app.xml</w:t>
+      </w:r>
+      <w:r>
+        <w:br/>
+      </w:r>
+      <w:r>
+        <w:rPr>
+          <w:rStyle w:val="VerbatimChar"/>
+        </w:rPr>
+        <w:t xml:space="preserve">docProps/core.xml</w:t>
+      </w:r>
+      <w:r>
+        <w:br/>
+      </w:r>
+      <w:r>
+        <w:rPr>
+          <w:rStyle w:val="VerbatimChar"/>
+        </w:rPr>
+        <w:t xml:space="preserve">docProps/custom.xml</w:t>
+      </w:r>
+      <w:r>
+        <w:br/>
+      </w:r>
+      <w:r>
+        <w:rPr>
+          <w:rStyle w:val="VerbatimChar"/>
+        </w:rPr>
+        <w:t xml:space="preserve">word/document.xml</w:t>
+      </w:r>
+      <w:r>
+        <w:br/>
+      </w:r>
+      <w:r>
+        <w:rPr>
+          <w:rStyle w:val="VerbatimChar"/>
+        </w:rPr>
+        <w:t xml:space="preserve">word/fontTable.xml</w:t>
+      </w:r>
+      <w:r>
+        <w:br/>
+      </w:r>
+      <w:r>
+        <w:rPr>
+          <w:rStyle w:val="VerbatimChar"/>
+        </w:rPr>
+        <w:t xml:space="preserve">word/footnotes.xml</w:t>
+      </w:r>
+      <w:r>
+        <w:br/>
+      </w:r>
+      <w:r>
+        <w:rPr>
+          <w:rStyle w:val="VerbatimChar"/>
+        </w:rPr>
+        <w:t xml:space="preserve">word/comments.xml</w:t>
+      </w:r>
+      <w:r>
+        <w:br/>
+      </w:r>
+      <w:r>
+        <w:rPr>
+          <w:rStyle w:val="VerbatimChar"/>
+        </w:rPr>
+        <w:t xml:space="preserve">word/numbering.xml</w:t>
+      </w:r>
+    </w:p>
+    <w:p>
+      <w:pPr>
+        <w:pStyle w:val="FirstParagraph"/>
+      </w:pPr>
+      <w:r>
+        <w:t xml:space="preserve"> </w:t>
+      </w:r>
+    </w:p>
+    <w:bookmarkStart w:id="114" w:name="check-xml"/>
+    <w:p>
+      <w:pPr>
+        <w:pStyle w:val="3"/>
+      </w:pPr>
+      <w:r>
+        <w:rPr>
+          <w:rStyle w:val="SectionNumber"/>
+        </w:rPr>
+        <w:t xml:space="preserve">4.1</w:t>
+      </w:r>
+      <w:r>
+        <w:tab/>
+      </w:r>
+      <w:r>
+        <w:t xml:space="preserve">Check XML</w:t>
+      </w:r>
+    </w:p>
+    <w:p>
+      <w:pPr>
+        <w:pStyle w:val="FirstParagraph"/>
+      </w:pPr>
+    </w:p>
+    <w:p>
+      <w:pPr>
+        <w:pStyle w:val="a0"/>
+      </w:pPr>
+      <w:r>
+        <w:rPr>
+          <w:b/>
+          <w:bCs/>
+        </w:rPr>
+        <w:t xml:space="preserve">XML기반으로 세부분석</w:t>
+      </w:r>
+    </w:p>
+    <w:p>
+      <w:pPr>
+        <w:pStyle w:val="Compact"/>
+        <w:numPr>
+          <w:ilvl w:val="0"/>
+          <w:numId w:val="1031"/>
+        </w:numPr>
+      </w:pPr>
+      <w:r>
+        <w:t xml:space="preserve">styles.xml 내용확인</w:t>
+      </w:r>
+    </w:p>
+    <w:p>
+      <w:pPr>
+        <w:pStyle w:val="SourceCode"/>
+      </w:pPr>
+      <w:r>
+        <w:rPr>
+          <w:rStyle w:val="VerbatimChar"/>
+        </w:rPr>
+        <w:t xml:space="preserve">tar -xf .\reference.docx -O word/styles.xml</w:t>
+      </w:r>
+    </w:p>
+    <w:p>
+      <w:pPr>
+        <w:pStyle w:val="FirstParagraph"/>
+      </w:pPr>
+    </w:p>
+    <w:p>
+      <w:pPr>
+        <w:pStyle w:val="Compact"/>
+        <w:numPr>
+          <w:ilvl w:val="0"/>
+          <w:numId w:val="1032"/>
+        </w:numPr>
+      </w:pPr>
+      <w:r>
+        <w:t xml:space="preserve">압축풀기</w:t>
+      </w:r>
+      <w:r>
+        <w:br/>
+      </w:r>
+      <w:r>
+        <w:t xml:space="preserve">압축을 풀면 다양한 XML과 Directory가 나옴</w:t>
+      </w:r>
+    </w:p>
+    <w:p>
+      <w:pPr>
+        <w:pStyle w:val="SourceCode"/>
+      </w:pPr>
+      <w:r>
+        <w:rPr>
+          <w:rStyle w:val="VerbatimChar"/>
+        </w:rPr>
+        <w:t xml:space="preserve">tar -xf .\reference.docx </w:t>
+      </w:r>
+    </w:p>
+    <w:p>
+      <w:pPr>
+        <w:pStyle w:val="FirstParagraph"/>
+      </w:pPr>
+    </w:p>
+    <w:p>
+      <w:r>
+        <w:pict>
+          <v:rect style="width:0;height:1.5pt" o:hralign="center" o:hrstd="t" o:hr="t"/>
+        </w:pict>
+      </w:r>
+    </w:p>
+    <w:bookmarkEnd w:id="114"/>
+    <w:bookmarkEnd w:id="115"/>
+    <w:bookmarkStart w:id="118" w:name="pandoc-build"/>
+    <w:p>
+      <w:pPr>
+        <w:pStyle w:val="2"/>
+      </w:pPr>
+      <w:r>
+        <w:rPr>
+          <w:rStyle w:val="SectionNumber"/>
+        </w:rPr>
+        <w:t xml:space="preserve">5</w:t>
+      </w:r>
+      <w:r>
+        <w:tab/>
+      </w:r>
+      <w:r>
+        <w:t xml:space="preserve">Pandoc Build</w:t>
+      </w:r>
+    </w:p>
+    <w:bookmarkStart w:id="116" w:name="convert-to-pptx"/>
+    <w:p>
+      <w:pPr>
+        <w:pStyle w:val="3"/>
+      </w:pPr>
+      <w:r>
+        <w:rPr>
+          <w:rStyle w:val="SectionNumber"/>
+        </w:rPr>
+        <w:t xml:space="preserve">5.1</w:t>
+      </w:r>
+      <w:r>
+        <w:tab/>
+      </w:r>
+      <w:r>
+        <w:t xml:space="preserve">Convert to PPTX</w:t>
+      </w:r>
+    </w:p>
+    <w:p>
+      <w:pPr>
+        <w:pStyle w:val="FirstParagraph"/>
+      </w:pPr>
+    </w:p>
+    <w:p>
+      <w:pPr>
+        <w:pStyle w:val="Compact"/>
+        <w:numPr>
+          <w:ilvl w:val="0"/>
+          <w:numId w:val="1033"/>
+        </w:numPr>
+      </w:pPr>
+      <w:r>
+        <w:t xml:space="preserve">Convert markdown to pptx</w:t>
+      </w:r>
+      <w:r>
+        <w:br/>
+      </w:r>
+      <w:r>
+        <w:t xml:space="preserve">간단히 변경가능하지만, 사용의미가 없음</w:t>
+      </w:r>
+      <w:r>
+        <w:br/>
+      </w:r>
+    </w:p>
+    <w:p>
+      <w:pPr>
+        <w:pStyle w:val="SourceCode"/>
+      </w:pPr>
+      <w:r>
+        <w:rPr>
+          <w:rStyle w:val="VerbatimChar"/>
+        </w:rPr>
+        <w:t xml:space="preserve">pandoc .\docs\index.md `</w:t>
+      </w:r>
+      <w:r>
+        <w:br/>
+      </w:r>
+      <w:r>
+        <w:rPr>
+          <w:rStyle w:val="VerbatimChar"/>
+        </w:rPr>
+        <w:t xml:space="preserve">  --slide-level=2 `</w:t>
+      </w:r>
+      <w:r>
+        <w:br/>
+      </w:r>
+      <w:r>
+        <w:rPr>
+          <w:rStyle w:val="VerbatimChar"/>
+        </w:rPr>
+        <w:t xml:space="preserve">  --resource-path=".;.\docs" `</w:t>
+      </w:r>
+      <w:r>
+        <w:br/>
+      </w:r>
+      <w:r>
+        <w:rPr>
+          <w:rStyle w:val="VerbatimChar"/>
+        </w:rPr>
+        <w:t xml:space="preserve">  -o .\output\index.pptx</w:t>
+      </w:r>
+    </w:p>
+    <w:p>
+      <w:pPr>
+        <w:pStyle w:val="FirstParagraph"/>
+      </w:pPr>
+    </w:p>
+    <w:p>
+      <w:pPr>
+        <w:pStyle w:val="Compact"/>
+        <w:numPr>
+          <w:ilvl w:val="0"/>
+          <w:numId w:val="1034"/>
+        </w:numPr>
+      </w:pPr>
+      <w:r>
+        <w:t xml:space="preserve">Convert markdown to pptx</w:t>
+      </w:r>
+      <w:r>
+        <w:br/>
+      </w:r>
+      <w:r>
+        <w:t xml:space="preserve">Reference 이용</w:t>
+      </w:r>
+      <w:r>
+        <w:br/>
+      </w:r>
+    </w:p>
+    <w:p>
+      <w:pPr>
+        <w:pStyle w:val="SourceCode"/>
+      </w:pPr>
+      <w:r>
+        <w:rPr>
+          <w:rStyle w:val="VerbatimChar"/>
+        </w:rPr>
+        <w:t xml:space="preserve">pandoc .\docs\index.md `</w:t>
+      </w:r>
+      <w:r>
+        <w:br/>
+      </w:r>
+      <w:r>
+        <w:rPr>
+          <w:rStyle w:val="VerbatimChar"/>
+        </w:rPr>
+        <w:t xml:space="preserve">  --slide-level=2 `</w:t>
+      </w:r>
+      <w:r>
+        <w:br/>
+      </w:r>
+      <w:r>
+        <w:rPr>
+          <w:rStyle w:val="VerbatimChar"/>
+        </w:rPr>
+        <w:t xml:space="preserve">  --reference-doc=.\docx\reference.pptx `</w:t>
+      </w:r>
+      <w:r>
+        <w:br/>
+      </w:r>
+      <w:r>
+        <w:rPr>
+          <w:rStyle w:val="VerbatimChar"/>
+        </w:rPr>
+        <w:t xml:space="preserve">  --resource-path=".;.\docs" `</w:t>
+      </w:r>
+      <w:r>
+        <w:br/>
+      </w:r>
+      <w:r>
+        <w:rPr>
+          <w:rStyle w:val="VerbatimChar"/>
+        </w:rPr>
+        <w:t xml:space="preserve">  -o .\output\index.pptx</w:t>
+      </w:r>
+    </w:p>
+    <w:p>
+      <w:pPr>
+        <w:pStyle w:val="FirstParagraph"/>
+      </w:pPr>
+    </w:p>
+    <w:bookmarkEnd w:id="116"/>
+    <w:bookmarkStart w:id="117" w:name="convert-to-docx"/>
+    <w:p>
+      <w:pPr>
+        <w:pStyle w:val="3"/>
+      </w:pPr>
+      <w:r>
+        <w:rPr>
+          <w:rStyle w:val="SectionNumber"/>
+        </w:rPr>
+        <w:t xml:space="preserve">5.2</w:t>
+      </w:r>
+      <w:r>
+        <w:tab/>
+      </w:r>
+      <w:r>
+        <w:t xml:space="preserve">Convert to DOCX</w:t>
+      </w:r>
+    </w:p>
+    <w:p>
+      <w:pPr>
+        <w:pStyle w:val="FirstParagraph"/>
+      </w:pPr>
+    </w:p>
+    <w:p>
+      <w:pPr>
+        <w:pStyle w:val="Compact"/>
+        <w:numPr>
+          <w:ilvl w:val="0"/>
+          <w:numId w:val="1035"/>
+        </w:numPr>
+      </w:pPr>
+      <w:r>
         <w:t xml:space="preserve">Convert markdown to docx</w:t>
       </w:r>
     </w:p>
@@ -2709,6 +3202,88 @@
         <w:rPr>
           <w:rStyle w:val="VerbatimChar"/>
         </w:rPr>
+        <w:t xml:space="preserve">  .\docs\index.md `</w:t>
+      </w:r>
+      <w:r>
+        <w:br/>
+      </w:r>
+      <w:r>
+        <w:rPr>
+          <w:rStyle w:val="VerbatimChar"/>
+        </w:rPr>
+        <w:t xml:space="preserve">  --toc `</w:t>
+      </w:r>
+      <w:r>
+        <w:br/>
+      </w:r>
+      <w:r>
+        <w:rPr>
+          <w:rStyle w:val="VerbatimChar"/>
+        </w:rPr>
+        <w:t xml:space="preserve">  --number-sections `</w:t>
+      </w:r>
+      <w:r>
+        <w:br/>
+      </w:r>
+      <w:r>
+        <w:rPr>
+          <w:rStyle w:val="VerbatimChar"/>
+        </w:rPr>
+        <w:t xml:space="preserve">  --reference-doc=.\docx\reference.docx `</w:t>
+      </w:r>
+      <w:r>
+        <w:br/>
+      </w:r>
+      <w:r>
+        <w:rPr>
+          <w:rStyle w:val="VerbatimChar"/>
+        </w:rPr>
+        <w:t xml:space="preserve">  --resource-path=".;.\docs" `</w:t>
+      </w:r>
+      <w:r>
+        <w:br/>
+      </w:r>
+      <w:r>
+        <w:rPr>
+          <w:rStyle w:val="VerbatimChar"/>
+        </w:rPr>
+        <w:t xml:space="preserve">  -o .\output\index.docx</w:t>
+      </w:r>
+    </w:p>
+    <w:p>
+      <w:pPr>
+        <w:pStyle w:val="FirstParagraph"/>
+      </w:pPr>
+    </w:p>
+    <w:p>
+      <w:pPr>
+        <w:pStyle w:val="Compact"/>
+        <w:numPr>
+          <w:ilvl w:val="0"/>
+          <w:numId w:val="1036"/>
+        </w:numPr>
+      </w:pPr>
+      <w:r>
+        <w:t xml:space="preserve">Convert markdown to docx</w:t>
+      </w:r>
+    </w:p>
+    <w:p>
+      <w:pPr>
+        <w:pStyle w:val="SourceCode"/>
+      </w:pPr>
+      <w:r>
+        <w:rPr>
+          <w:rStyle w:val="VerbatimChar"/>
+        </w:rPr>
+        <w:t xml:space="preserve">pandoc `</w:t>
+      </w:r>
+      <w:r>
+        <w:br/>
+      </w:r>
+      <w:r>
+        <w:rPr>
+          <w:rStyle w:val="VerbatimChar"/>
+        </w:rPr>
         <w:t xml:space="preserve">  .\docs\tool_pandoc.md `</w:t>
       </w:r>
       <w:r>
@@ -2762,9 +3337,9 @@
         <w:pStyle w:val="FirstParagraph"/>
       </w:pPr>
     </w:p>
-    <w:bookmarkEnd w:id="97"/>
-    <w:bookmarkEnd w:id="98"/>
-    <w:bookmarkStart w:id="101" w:name="mermaid-build"/>
+    <w:bookmarkEnd w:id="117"/>
+    <w:bookmarkEnd w:id="118"/>
+    <w:bookmarkStart w:id="121" w:name="mermaid-build"/>
     <w:p>
       <w:pPr>
         <w:pStyle w:val="2"/>
@@ -2799,7 +3374,7 @@
       <w:pPr>
         <w:pStyle w:val="a0"/>
       </w:pPr>
-      <w:hyperlink r:id="rId99">
+      <w:hyperlink r:id="rId119">
         <w:r>
           <w:rPr>
             <w:rStyle w:val="ac"/>
@@ -2818,7 +3393,7 @@
         <w:pStyle w:val="Compact"/>
         <w:numPr>
           <w:ilvl w:val="0"/>
-          <w:numId w:val="1029"/>
+          <w:numId w:val="1037"/>
         </w:numPr>
       </w:pPr>
       <w:r>
@@ -2865,7 +3440,7 @@
         <w:pStyle w:val="Compact"/>
         <w:numPr>
           <w:ilvl w:val="0"/>
-          <w:numId w:val="1030"/>
+          <w:numId w:val="1038"/>
         </w:numPr>
       </w:pPr>
       <w:r>
@@ -2883,7 +3458,7 @@
         <w:pStyle w:val="FirstParagraph"/>
       </w:pPr>
     </w:p>
-    <w:bookmarkStart w:id="100" w:name="convert-mermaid-to-svg"/>
+    <w:bookmarkStart w:id="120" w:name="convert-mermaid-to-svg"/>
     <w:p>
       <w:pPr>
         <w:pStyle w:val="3"/>
@@ -2911,7 +3486,7 @@
         <w:pStyle w:val="Compact"/>
         <w:numPr>
           <w:ilvl w:val="0"/>
-          <w:numId w:val="1031"/>
+          <w:numId w:val="1039"/>
         </w:numPr>
       </w:pPr>
       <w:r>
@@ -3037,9 +3612,9 @@
         <w:pStyle w:val="FirstParagraph"/>
       </w:pPr>
     </w:p>
-    <w:bookmarkEnd w:id="100"/>
-    <w:bookmarkEnd w:id="101"/>
-    <w:bookmarkStart w:id="102" w:name="lua-filter"/>
+    <w:bookmarkEnd w:id="120"/>
+    <w:bookmarkEnd w:id="121"/>
+    <w:bookmarkStart w:id="128" w:name="lua-filter"/>
     <w:p>
       <w:pPr>
         <w:pStyle w:val="2"/>
@@ -3067,7 +3642,7 @@
         <w:pStyle w:val="Compact"/>
         <w:numPr>
           <w:ilvl w:val="0"/>
-          <w:numId w:val="1032"/>
+          <w:numId w:val="1040"/>
         </w:numPr>
       </w:pPr>
       <w:r>
@@ -3147,13 +3722,18 @@
         </w:rPr>
         <w:t xml:space="preserve">warranty, not even for merchantability or fitness for a particular purpose.</w:t>
       </w:r>
+    </w:p>
+    <w:p>
+      <w:pPr>
+        <w:pStyle w:val="FirstParagraph"/>
+      </w:pPr>
     </w:p>
     <w:p>
       <w:pPr>
         <w:pStyle w:val="Compact"/>
         <w:numPr>
           <w:ilvl w:val="0"/>
-          <w:numId w:val="1033"/>
+          <w:numId w:val="1041"/>
         </w:numPr>
       </w:pPr>
       <w:r>
@@ -3164,16 +3744,132 @@
         <w:t xml:space="preserve">Markdown</w:t>
       </w:r>
       <w:r>
+        <w:br/>
+      </w:r>
+      <w:r>
+        <w:t xml:space="preserve">아래와 같이 Lua Filter 와</w:t>
+      </w:r>
+      <w:r>
         <w:t xml:space="preserve"> </w:t>
       </w:r>
       <w:r>
-        <w:t xml:space="preserve">아래와 같이 인식자 정하고, 그에 맞게 Lua filter Script 작성</w:t>
-      </w:r>
-      <w:r>
-        <w:br/>
-      </w:r>
-      <w:r>
-        <w:t xml:space="preserve">꼭 ::: 필요는 없으며 각 부분을 정하고 하면 됨</w:t>
+        <w:rPr>
+          <w:b/>
+          <w:bCs/>
+        </w:rPr>
+        <w:t xml:space="preserve">인식자/구분자</w:t>
+      </w:r>
+      <w:r>
+        <w:t xml:space="preserve"> </w:t>
+      </w:r>
+      <w:r>
+        <w:t xml:space="preserve">정하고, 그에 맞게 Lua filter Script 작성</w:t>
+      </w:r>
+      <w:r>
+        <w:br/>
+      </w:r>
+      <w:r>
+        <w:t xml:space="preserve">꼭</w:t>
+      </w:r>
+      <w:r>
+        <w:t xml:space="preserve"> </w:t>
+      </w:r>
+      <w:r>
+        <w:rPr>
+          <w:b/>
+          <w:bCs/>
+        </w:rPr>
+        <w:t xml:space="preserve">:::</w:t>
+      </w:r>
+      <w:r>
+        <w:t xml:space="preserve"> </w:t>
+      </w:r>
+      <w:r>
+        <w:t xml:space="preserve">필요는 없으며 각 부분을 정하고 하면 됨</w:t>
+      </w:r>
+    </w:p>
+    <w:p>
+      <w:pPr>
+        <w:pStyle w:val="FirstParagraph"/>
+      </w:pPr>
+    </w:p>
+    <w:p>
+      <w:pPr>
+        <w:pStyle w:val="a0"/>
+      </w:pPr>
+      <w:r>
+        <w:t xml:space="preserve">아니면, 인식자/구분자 없이 무조건적으로 넣는 것을 해도 될 듯하다.</w:t>
+      </w:r>
+    </w:p>
+    <w:p>
+      <w:pPr>
+        <w:pStyle w:val="a0"/>
+      </w:pPr>
+    </w:p>
+    <w:p>
+      <w:pPr>
+        <w:pStyle w:val="a0"/>
+      </w:pPr>
+      <w:r>
+        <w:t xml:space="preserve">가급적</w:t>
+      </w:r>
+      <w:r>
+        <w:t xml:space="preserve"> </w:t>
+      </w:r>
+      <w:r>
+        <w:rPr>
+          <w:b/>
+          <w:bCs/>
+        </w:rPr>
+        <w:t xml:space="preserve">Markdown에서 사용하는 것을 피하는 것</w:t>
+      </w:r>
+      <w:r>
+        <w:t xml:space="preserve"> </w:t>
+      </w:r>
+      <w:r>
+        <w:t xml:space="preserve">이 좋은 것 같다.</w:t>
+      </w:r>
+    </w:p>
+    <w:p>
+      <w:pPr>
+        <w:pStyle w:val="a0"/>
+      </w:pPr>
+    </w:p>
+    <w:p>
+      <w:pPr>
+        <w:pStyle w:val="a0"/>
+      </w:pPr>
+      <w:r>
+        <w:t xml:space="preserve">Lua Filter Script을 보면 div 기반으로 사용하므로, DOCX가 아니라면,</w:t>
+      </w:r>
+      <w:r>
+        <w:br/>
+      </w:r>
+      <w:r>
+        <w:t xml:space="preserve">HTML 로 한다면, CSS까지 나중에 고려 해도 될 듯하다.</w:t>
+      </w:r>
+    </w:p>
+    <w:p>
+      <w:pPr>
+        <w:pStyle w:val="a0"/>
+      </w:pPr>
+    </w:p>
+    <w:bookmarkStart w:id="125" w:name="lua-filter-script-a"/>
+    <w:p>
+      <w:pPr>
+        <w:pStyle w:val="3"/>
+      </w:pPr>
+      <w:r>
+        <w:rPr>
+          <w:rStyle w:val="SectionNumber"/>
+        </w:rPr>
+        <w:t xml:space="preserve">7.1</w:t>
+      </w:r>
+      <w:r>
+        <w:tab/>
+      </w:r>
+      <w:r>
+        <w:t xml:space="preserve">Lua Filter Script-A</w:t>
       </w:r>
     </w:p>
     <w:p>
@@ -3186,7 +3882,7 @@
         <w:pStyle w:val="Compact"/>
         <w:numPr>
           <w:ilvl w:val="0"/>
-          <w:numId w:val="1034"/>
+          <w:numId w:val="1042"/>
         </w:numPr>
       </w:pPr>
       <w:r>
@@ -3251,7 +3947,7 @@
               <w:jc w:val="left"/>
             </w:pPr>
             <w:r>
-              <w:t xml:space="preserve">TEST </w:t>
+              <w:t xml:space="preserve">Principal Engineer</w:t>
             </w:r>
           </w:p>
         </w:tc>
@@ -3274,6 +3970,48 @@
             <w:pPr>
               <w:jc w:val="left"/>
             </w:pPr>
+            <w:r>
+              <w:drawing>
+                <wp:inline>
+                  <wp:extent cx="1259999" cy="839999"/>
+                  <wp:effectExtent b="0" l="0" r="0" t="0"/>
+                  <wp:docPr descr="" title="Signature" id="123" name="Picture"/>
+                  <a:graphic>
+                    <a:graphicData uri="http://schemas.openxmlformats.org/drawingml/2006/picture">
+                      <pic:pic>
+                        <pic:nvPicPr>
+                          <pic:cNvPr descr="docx/imgs/logo.jpg" id="124" name="Picture"/>
+                          <pic:cNvPicPr>
+                            <a:picLocks noChangeArrowheads="1" noChangeAspect="1"/>
+                          </pic:cNvPicPr>
+                        </pic:nvPicPr>
+                        <pic:blipFill>
+                          <a:blip r:embed="rId122"/>
+                          <a:stretch>
+                            <a:fillRect/>
+                          </a:stretch>
+                        </pic:blipFill>
+                        <pic:spPr bwMode="auto">
+                          <a:xfrm>
+                            <a:off x="0" y="0"/>
+                            <a:ext cx="1259999" cy="839999"/>
+                          </a:xfrm>
+                          <a:prstGeom prst="rect">
+                            <a:avLst/>
+                          </a:prstGeom>
+                          <a:noFill/>
+                          <a:ln w="9525">
+                            <a:noFill/>
+                            <a:headEnd/>
+                            <a:tailEnd/>
+                          </a:ln>
+                        </pic:spPr>
+                      </pic:pic>
+                    </a:graphicData>
+                  </a:graphic>
+                </wp:inline>
+              </w:drawing>
+            </w:r>
           </w:p>
         </w:tc>
       </w:tr>
@@ -3307,12 +4045,36 @@
         <w:pStyle w:val="a0"/>
       </w:pPr>
     </w:p>
+    <w:bookmarkEnd w:id="125"/>
+    <w:bookmarkStart w:id="126" w:name="lua-filter-script-b"/>
+    <w:p>
+      <w:pPr>
+        <w:pStyle w:val="3"/>
+      </w:pPr>
+      <w:r>
+        <w:rPr>
+          <w:rStyle w:val="SectionNumber"/>
+        </w:rPr>
+        <w:t xml:space="preserve">7.2</w:t>
+      </w:r>
+      <w:r>
+        <w:tab/>
+      </w:r>
+      <w:r>
+        <w:t xml:space="preserve">Lua Filter Script-B</w:t>
+      </w:r>
+    </w:p>
+    <w:p>
+      <w:pPr>
+        <w:pStyle w:val="FirstParagraph"/>
+      </w:pPr>
+    </w:p>
     <w:p>
       <w:pPr>
         <w:pStyle w:val="Compact"/>
         <w:numPr>
           <w:ilvl w:val="0"/>
-          <w:numId w:val="1035"/>
+          <w:numId w:val="1043"/>
         </w:numPr>
       </w:pPr>
       <w:r>
@@ -3321,6 +4083,14 @@
           <w:bCs/>
         </w:rPr>
         <w:t xml:space="preserve">TEST Lua Filter-2</w:t>
+      </w:r>
+    </w:p>
+    <w:p>
+      <w:pPr>
+        <w:pStyle w:val="FirstParagraph"/>
+      </w:pPr>
+      <w:r>
+        <w:t xml:space="preserve">아래 소스 위치를 –resource-path 찾지 못하고, Project Root 에서 찾음</w:t>
       </w:r>
     </w:p>
     <w:tbl>
@@ -3409,14 +4179,56 @@
     </w:tbl>
     <w:p>
       <w:pPr>
+        <w:pStyle w:val="FirstParagraph"/>
+      </w:pPr>
+    </w:p>
+    <w:bookmarkEnd w:id="126"/>
+    <w:bookmarkStart w:id="127" w:name="pandoc-args"/>
+    <w:p>
+      <w:pPr>
+        <w:pStyle w:val="3"/>
+      </w:pPr>
+      <w:r>
+        <w:rPr>
+          <w:rStyle w:val="SectionNumber"/>
+        </w:rPr>
+        <w:t xml:space="preserve">7.3</w:t>
+      </w:r>
+      <w:r>
+        <w:tab/>
+      </w:r>
+      <w:r>
+        <w:t xml:space="preserve">Pandoc Args</w:t>
+      </w:r>
+    </w:p>
+    <w:p>
+      <w:pPr>
+        <w:pStyle w:val="FirstParagraph"/>
+      </w:pPr>
+    </w:p>
+    <w:p>
+      <w:pPr>
         <w:pStyle w:val="Compact"/>
         <w:numPr>
           <w:ilvl w:val="0"/>
-          <w:numId w:val="1036"/>
+          <w:numId w:val="1044"/>
         </w:numPr>
       </w:pPr>
       <w:r>
-        <w:t xml:space="preserve">Task 추가</w:t>
+        <w:rPr>
+          <w:b/>
+          <w:bCs/>
+        </w:rPr>
+        <w:t xml:space="preserve">VS Code Task</w:t>
+      </w:r>
+      <w:r>
+        <w:br/>
+      </w:r>
+      <w:r>
+        <w:t xml:space="preserve">Pandoc args에 아래와 같이 각 Lua filter 적용</w:t>
+      </w:r>
+      <w:r>
+        <w:br/>
       </w:r>
     </w:p>
     <w:p>
@@ -3502,10 +4314,11 @@
         <w:t xml:space="preserve">                ".\\docx\\tool_pandoc.docx"</w:t>
       </w:r>
     </w:p>
-    <w:bookmarkEnd w:id="102"/>
+    <w:bookmarkEnd w:id="127"/>
+    <w:bookmarkEnd w:id="128"/>
     <w:sectPr>
-      <w:headerReference r:id="rId25" w:type="default"/>
-      <w:footerReference r:id="rId26" w:type="default"/>
+      <w:headerReference r:id="rId26" w:type="default"/>
+      <w:footerReference r:id="rId27" w:type="default"/>
       <w:footnotePr>
         <w:numRestart w:val="eachSect"/>
       </w:footnotePr>
@@ -4467,6 +5280,30 @@
   <w:num w:numId="1036">
     <w:abstractNumId w:val="991"/>
   </w:num>
+  <w:num w:numId="1037">
+    <w:abstractNumId w:val="991"/>
+  </w:num>
+  <w:num w:numId="1038">
+    <w:abstractNumId w:val="991"/>
+  </w:num>
+  <w:num w:numId="1039">
+    <w:abstractNumId w:val="991"/>
+  </w:num>
+  <w:num w:numId="1040">
+    <w:abstractNumId w:val="991"/>
+  </w:num>
+  <w:num w:numId="1041">
+    <w:abstractNumId w:val="991"/>
+  </w:num>
+  <w:num w:numId="1042">
+    <w:abstractNumId w:val="991"/>
+  </w:num>
+  <w:num w:numId="1043">
+    <w:abstractNumId w:val="991"/>
+  </w:num>
+  <w:num w:numId="1044">
+    <w:abstractNumId w:val="991"/>
+  </w:num>
 </w:numbering>
 </file>
 
@@ -4765,10 +5602,9 @@
     <w:next w:val="a0"/>
     <w:link w:val="2Char"/>
     <w:uiPriority w:val="9"/>
-    <w:semiHidden/>
     <w:unhideWhenUsed/>
     <w:qFormat/>
-    <w:rsid w:val="00B87A37"/>
+    <w:rsid w:val="000B78AA"/>
     <w:pPr>
       <w:keepNext/>
       <w:keepLines/>
@@ -4776,7 +5612,7 @@
       <w:outlineLvl w:val="1"/>
     </w:pPr>
     <w:rPr>
-      <w:rFonts w:asciiTheme="majorHAnsi" w:cstheme="majorBidi" w:hAnsiTheme="majorHAnsi"/>
+      <w:rFonts w:ascii="맑은 고딕" w:cstheme="majorBidi" w:eastAsia="맑은 고딕" w:hAnsi="맑은 고딕"/>
       <w:b/>
       <w:color w:themeColor="accent1" w:themeShade="BF" w:val="0F4761"/>
       <w:sz w:val="32"/>
@@ -4789,10 +5625,9 @@
     <w:next w:val="a0"/>
     <w:link w:val="3Char"/>
     <w:uiPriority w:val="9"/>
-    <w:semiHidden/>
     <w:unhideWhenUsed/>
     <w:qFormat/>
-    <w:rsid w:val="00B87A37"/>
+    <w:rsid w:val="0065128E"/>
     <w:pPr>
       <w:keepNext/>
       <w:keepLines/>
@@ -4942,6 +5777,7 @@
   <w:style w:default="1" w:styleId="a1" w:type="character">
     <w:name w:val="Default Paragraph Font"/>
     <w:uiPriority w:val="1"/>
+    <w:semiHidden/>
     <w:unhideWhenUsed/>
   </w:style>
   <w:style w:default="1" w:styleId="a2" w:type="table">
@@ -5134,10 +5970,9 @@
     <w:basedOn w:val="a1"/>
     <w:link w:val="2"/>
     <w:uiPriority w:val="9"/>
-    <w:semiHidden/>
-    <w:rsid w:val="00B87A37"/>
+    <w:rsid w:val="000B78AA"/>
     <w:rPr>
-      <w:rFonts w:asciiTheme="majorHAnsi" w:cstheme="majorBidi" w:hAnsiTheme="majorHAnsi"/>
+      <w:rFonts w:ascii="맑은 고딕" w:cstheme="majorBidi" w:eastAsia="맑은 고딕" w:hAnsi="맑은 고딕"/>
       <w:b/>
       <w:color w:themeColor="accent1" w:themeShade="BF" w:val="0F4761"/>
       <w:sz w:val="32"/>
@@ -5149,8 +5984,7 @@
     <w:basedOn w:val="a1"/>
     <w:link w:val="3"/>
     <w:uiPriority w:val="9"/>
-    <w:semiHidden/>
-    <w:rsid w:val="00B87A37"/>
+    <w:rsid w:val="0065128E"/>
     <w:rPr>
       <w:rFonts w:cstheme="majorBidi" w:eastAsiaTheme="majorEastAsia"/>
       <w:b/>
@@ -5405,9 +6239,11 @@
     <w:name w:val="Hyperlink"/>
     <w:basedOn w:val="Char1"/>
     <w:uiPriority w:val="99"/>
-    <w:rsid w:val="00370D00"/>
+    <w:rsid w:val="00BA370A"/>
     <w:rPr>
-      <w:rFonts w:eastAsia="맑은 고딕"/>
+      <w:rFonts w:ascii="맑은 고딕" w:eastAsia="맑은 고딕" w:hAnsi="맑은 고딕"/>
+      <w:b/>
+      <w:i w:val="0"/>
       <w:color w:themeColor="accent1" w:val="156082"/>
       <w:sz w:val="24"/>
     </w:rPr>
@@ -5419,14 +6255,15 @@
     <w:uiPriority w:val="39"/>
     <w:unhideWhenUsed/>
     <w:qFormat/>
-    <w:rsid w:val="005B692B"/>
+    <w:rsid w:val="00E42BA7"/>
     <w:pPr>
       <w:spacing w:before="240" w:line="259" w:lineRule="auto"/>
       <w:outlineLvl w:val="9"/>
     </w:pPr>
     <w:rPr>
+      <w:rFonts w:ascii="맑은고딕" w:eastAsia="맑은고딕"/>
       <w:b/>
-      <w:sz w:val="36"/>
+      <w:sz w:val="32"/>
     </w:rPr>
   </w:style>
   <w:style w:styleId="ad" w:type="paragraph">
@@ -5807,9 +6644,10 @@
     <w:next w:val="a"/>
     <w:autoRedefine/>
     <w:uiPriority w:val="39"/>
-    <w:rsid w:val="00F167E4"/>
+    <w:rsid w:val="00EA300F"/>
     <w:pPr>
-      <w:ind w:left="425" w:leftChars="200"/>
+      <w:spacing w:after="120"/>
+      <w:ind w:left="200" w:leftChars="200"/>
     </w:pPr>
   </w:style>
   <w:style w:styleId="30" w:type="paragraph">
@@ -5821,6 +6659,35 @@
     <w:rsid w:val="00F167E4"/>
     <w:pPr>
       <w:ind w:left="850" w:leftChars="400"/>
+    </w:pPr>
+  </w:style>
+  <w:style w:styleId="af" w:type="character">
+    <w:name w:val="FollowedHyperlink"/>
+    <w:basedOn w:val="a1"/>
+    <w:rsid w:val="00EA300F"/>
+    <w:rPr>
+      <w:color w:themeColor="followedHyperlink" w:val="96607D"/>
+      <w:u w:val="single"/>
+    </w:rPr>
+  </w:style>
+  <w:style w:styleId="10" w:type="paragraph">
+    <w:name w:val="toc 1"/>
+    <w:basedOn w:val="a"/>
+    <w:next w:val="a"/>
+    <w:autoRedefine/>
+    <w:rsid w:val="00EA300F"/>
+    <w:pPr>
+      <w:spacing w:after="120"/>
+    </w:pPr>
+  </w:style>
+  <w:style w:styleId="90" w:type="paragraph">
+    <w:name w:val="toc 9"/>
+    <w:basedOn w:val="a"/>
+    <w:next w:val="a"/>
+    <w:autoRedefine/>
+    <w:rsid w:val="008F248D"/>
+    <w:pPr>
+      <w:ind w:left="3400" w:leftChars="1600"/>
     </w:pPr>
   </w:style>
 </w:styles>

--- a/docx/tool_pandoc_lua.docx
+++ b/docx/tool_pandoc_lua.docx
@@ -4045,6 +4045,33 @@
         <w:pStyle w:val="a0"/>
       </w:pPr>
     </w:p>
+    <w:p>
+      <w:pPr>
+        <w:pStyle w:val="a8"/>
+      </w:pPr>
+      <w:r>
+        <w:t xml:space="preserve">Lua Filter and Metadata</w:t>
+      </w:r>
+    </w:p>
+    <w:p>
+      <w:pPr>
+        <w:pStyle w:val="a8"/>
+      </w:pPr>
+      <w:r>
+        <w:t xml:space="preserve">signature.yaml // Metafile 에서 각 데이타 정보 추출</w:t>
+      </w:r>
+      <w:r>
+        <w:br/>
+      </w:r>
+      <w:r>
+        <w:t xml:space="preserve">lua/signature.lua // 상위 Metafile 정보 기반으로 적용</w:t>
+      </w:r>
+    </w:p>
+    <w:p>
+      <w:pPr>
+        <w:pStyle w:val="FirstParagraph"/>
+      </w:pPr>
+    </w:p>
     <w:bookmarkEnd w:id="125"/>
     <w:bookmarkStart w:id="126" w:name="lua-filter-script-b"/>
     <w:p>
@@ -4258,6 +4285,15 @@
           <w:rStyle w:val="VerbatimChar"/>
         </w:rPr>
         <w:t xml:space="preserve">                "--number-sections",</w:t>
+      </w:r>
+      <w:r>
+        <w:br/>
+      </w:r>
+      <w:r>
+        <w:rPr>
+          <w:rStyle w:val="VerbatimChar"/>
+        </w:rPr>
+        <w:t xml:space="preserve">                "--metadata-file=.\\docx\\lua\\signature.yaml", //signature.lua meta data </w:t>
       </w:r>
       <w:r>
         <w:br/>

--- a/docx/tool_pandoc_lua.docx
+++ b/docx/tool_pandoc_lua.docx
@@ -3614,7 +3614,7 @@
     </w:p>
     <w:bookmarkEnd w:id="120"/>
     <w:bookmarkEnd w:id="121"/>
-    <w:bookmarkStart w:id="128" w:name="lua-filter"/>
+    <w:bookmarkStart w:id="135" w:name="lua-filter"/>
     <w:p>
       <w:pPr>
         <w:pStyle w:val="2"/>
@@ -3854,7 +3854,7 @@
         <w:pStyle w:val="a0"/>
       </w:pPr>
     </w:p>
-    <w:bookmarkStart w:id="125" w:name="lua-filter-script-a"/>
+    <w:bookmarkStart w:id="128" w:name="lua-filter-script-a"/>
     <w:p>
       <w:pPr>
         <w:pStyle w:val="3"/>
@@ -4050,51 +4050,8 @@
         <w:pStyle w:val="a8"/>
       </w:pPr>
       <w:r>
-        <w:t xml:space="preserve">Lua Filter and Metadata</w:t>
-      </w:r>
-    </w:p>
-    <w:p>
-      <w:pPr>
-        <w:pStyle w:val="a8"/>
-      </w:pPr>
-      <w:r>
-        <w:t xml:space="preserve">signature.yaml // Metafile 에서 각 데이타 정보 추출</w:t>
-      </w:r>
-      <w:r>
-        <w:br/>
-      </w:r>
-      <w:r>
-        <w:t xml:space="preserve">lua/signature.lua // 상위 Metafile 정보 기반으로 적용</w:t>
-      </w:r>
-    </w:p>
-    <w:p>
-      <w:pPr>
-        <w:pStyle w:val="FirstParagraph"/>
-      </w:pPr>
-    </w:p>
-    <w:bookmarkEnd w:id="125"/>
-    <w:bookmarkStart w:id="126" w:name="lua-filter-script-b"/>
-    <w:p>
-      <w:pPr>
-        <w:pStyle w:val="3"/>
-      </w:pPr>
-      <w:r>
-        <w:rPr>
-          <w:rStyle w:val="SectionNumber"/>
-        </w:rPr>
-        <w:t xml:space="preserve">7.2</w:t>
-      </w:r>
-      <w:r>
-        <w:tab/>
-      </w:r>
-      <w:r>
-        <w:t xml:space="preserve">Lua Filter Script-B</w:t>
-      </w:r>
-    </w:p>
-    <w:p>
-      <w:pPr>
-        <w:pStyle w:val="FirstParagraph"/>
-      </w:pPr>
+        <w:t xml:space="preserve">상위 구분자 와 Lua Filter and Metadata</w:t>
+      </w:r>
     </w:p>
     <w:p>
       <w:pPr>
@@ -4102,6 +4059,172 @@
         <w:numPr>
           <w:ilvl w:val="0"/>
           <w:numId w:val="1043"/>
+        </w:numPr>
+      </w:pPr>
+      <w:r>
+        <w:rPr>
+          <w:b/>
+          <w:bCs/>
+        </w:rPr>
+        <w:t xml:space="preserve">lua/signature.yaml</w:t>
+      </w:r>
+      <w:r>
+        <w:t xml:space="preserve"> </w:t>
+      </w:r>
+      <w:r>
+        <w:t xml:space="preserve">// Metafile 에서 각 데이타 정보 추출</w:t>
+      </w:r>
+      <w:r>
+        <w:br/>
+      </w:r>
+    </w:p>
+    <w:p>
+      <w:pPr>
+        <w:pStyle w:val="Compact"/>
+        <w:numPr>
+          <w:ilvl w:val="0"/>
+          <w:numId w:val="1043"/>
+        </w:numPr>
+      </w:pPr>
+      <w:r>
+        <w:rPr>
+          <w:b/>
+          <w:bCs/>
+        </w:rPr>
+        <w:t xml:space="preserve">lua/signature.lua</w:t>
+      </w:r>
+      <w:r>
+        <w:t xml:space="preserve"> </w:t>
+      </w:r>
+      <w:r>
+        <w:t xml:space="preserve">// 상위 Metafile 정보 기반으로 적용</w:t>
+      </w:r>
+    </w:p>
+    <w:p>
+      <w:pPr>
+        <w:pStyle w:val="a8"/>
+      </w:pPr>
+      <w:r>
+        <w:rPr>
+          <w:b/>
+          <w:bCs/>
+        </w:rPr>
+        <w:t xml:space="preserve">즉 yaml 정보파일 (Metafile은 YAML로 이용) 과 정보 image path 이용</w:t>
+      </w:r>
+    </w:p>
+    <w:p>
+      <w:pPr>
+        <w:pStyle w:val="FirstParagraph"/>
+      </w:pPr>
+    </w:p>
+    <w:p>
+      <w:pPr>
+        <w:pStyle w:val="Compact"/>
+        <w:numPr>
+          <w:ilvl w:val="0"/>
+          <w:numId w:val="1044"/>
+        </w:numPr>
+      </w:pPr>
+      <w:r>
+        <w:t xml:space="preserve">docx/tool_pandoc_lua.docx</w:t>
+      </w:r>
+      <w:r>
+        <w:br/>
+      </w:r>
+      <w:r>
+        <w:rPr>
+          <w:b/>
+          <w:bCs/>
+        </w:rPr>
+        <w:t xml:space="preserve">pandoc result</w:t>
+      </w:r>
+      <w:r>
+        <w:t xml:space="preserve"> </w:t>
+      </w:r>
+      <w:r>
+        <w:t xml:space="preserve">// pandoc 실행 결과</w:t>
+      </w:r>
+      <w:r>
+        <w:t xml:space="preserve"> </w:t>
+      </w:r>
+      <w:r>
+        <w:drawing>
+          <wp:inline>
+            <wp:extent cx="5943600" cy="3501467"/>
+            <wp:effectExtent b="0" l="0" r="0" t="0"/>
+            <wp:docPr descr="" title="" id="126" name="Picture"/>
+            <a:graphic>
+              <a:graphicData uri="http://schemas.openxmlformats.org/drawingml/2006/picture">
+                <pic:pic>
+                  <pic:nvPicPr>
+                    <pic:cNvPr descr="./imgs/pandoc_docx_16.png" id="127" name="Picture"/>
+                    <pic:cNvPicPr>
+                      <a:picLocks noChangeArrowheads="1" noChangeAspect="1"/>
+                    </pic:cNvPicPr>
+                  </pic:nvPicPr>
+                  <pic:blipFill>
+                    <a:blip r:embed="rId125"/>
+                    <a:stretch>
+                      <a:fillRect/>
+                    </a:stretch>
+                  </pic:blipFill>
+                  <pic:spPr bwMode="auto">
+                    <a:xfrm>
+                      <a:off x="0" y="0"/>
+                      <a:ext cx="5943600" cy="3501467"/>
+                    </a:xfrm>
+                    <a:prstGeom prst="rect">
+                      <a:avLst/>
+                    </a:prstGeom>
+                    <a:noFill/>
+                    <a:ln w="9525">
+                      <a:noFill/>
+                      <a:headEnd/>
+                      <a:tailEnd/>
+                    </a:ln>
+                  </pic:spPr>
+                </pic:pic>
+              </a:graphicData>
+            </a:graphic>
+          </wp:inline>
+        </w:drawing>
+      </w:r>
+    </w:p>
+    <w:p>
+      <w:pPr>
+        <w:pStyle w:val="FirstParagraph"/>
+      </w:pPr>
+    </w:p>
+    <w:bookmarkEnd w:id="128"/>
+    <w:bookmarkStart w:id="132" w:name="lua-filter-script-b"/>
+    <w:p>
+      <w:pPr>
+        <w:pStyle w:val="3"/>
+      </w:pPr>
+      <w:r>
+        <w:rPr>
+          <w:rStyle w:val="SectionNumber"/>
+        </w:rPr>
+        <w:t xml:space="preserve">7.2</w:t>
+      </w:r>
+      <w:r>
+        <w:tab/>
+      </w:r>
+      <w:r>
+        <w:t xml:space="preserve">Lua Filter Script-B</w:t>
+      </w:r>
+    </w:p>
+    <w:p>
+      <w:pPr>
+        <w:pStyle w:val="FirstParagraph"/>
+      </w:pPr>
+    </w:p>
+    <w:p>
+      <w:pPr>
+        <w:pStyle w:val="Compact"/>
+        <w:numPr>
+          <w:ilvl w:val="0"/>
+          <w:numId w:val="1045"/>
         </w:numPr>
       </w:pPr>
       <w:r>
@@ -4206,26 +4329,18 @@
     </w:tbl>
     <w:p>
       <w:pPr>
-        <w:pStyle w:val="FirstParagraph"/>
-      </w:pPr>
-    </w:p>
-    <w:bookmarkEnd w:id="126"/>
-    <w:bookmarkStart w:id="127" w:name="pandoc-args"/>
-    <w:p>
-      <w:pPr>
-        <w:pStyle w:val="3"/>
-      </w:pPr>
-      <w:r>
-        <w:rPr>
-          <w:rStyle w:val="SectionNumber"/>
-        </w:rPr>
-        <w:t xml:space="preserve">7.3</w:t>
-      </w:r>
-      <w:r>
-        <w:tab/>
-      </w:r>
-      <w:r>
-        <w:t xml:space="preserve">Pandoc Args</w:t>
+        <w:pStyle w:val="a8"/>
+      </w:pPr>
+      <w:r>
+        <w:t xml:space="preserve">상위 구분자 와 information.lua</w:t>
+      </w:r>
+    </w:p>
+    <w:p>
+      <w:pPr>
+        <w:pStyle w:val="a8"/>
+      </w:pPr>
+      <w:r>
+        <w:t xml:space="preserve">간단히 lua filter만 이용하여 외부파일 읽기</w:t>
       </w:r>
     </w:p>
     <w:p>
@@ -4238,14 +4353,456 @@
         <w:pStyle w:val="Compact"/>
         <w:numPr>
           <w:ilvl w:val="0"/>
-          <w:numId w:val="1044"/>
+          <w:numId w:val="1046"/>
         </w:numPr>
       </w:pPr>
+      <w:r>
+        <w:t xml:space="preserve">docx/tool_pandoc_lua.docx</w:t>
+      </w:r>
+      <w:r>
+        <w:br/>
+      </w:r>
       <w:r>
         <w:rPr>
           <w:b/>
           <w:bCs/>
         </w:rPr>
+        <w:t xml:space="preserve">pandoc result</w:t>
+      </w:r>
+      <w:r>
+        <w:t xml:space="preserve"> </w:t>
+      </w:r>
+      <w:r>
+        <w:t xml:space="preserve">// pandoc 실행 결과</w:t>
+      </w:r>
+      <w:r>
+        <w:t xml:space="preserve"> </w:t>
+      </w:r>
+      <w:r>
+        <w:drawing>
+          <wp:inline>
+            <wp:extent cx="5943600" cy="2968135"/>
+            <wp:effectExtent b="0" l="0" r="0" t="0"/>
+            <wp:docPr descr="" title="" id="130" name="Picture"/>
+            <a:graphic>
+              <a:graphicData uri="http://schemas.openxmlformats.org/drawingml/2006/picture">
+                <pic:pic>
+                  <pic:nvPicPr>
+                    <pic:cNvPr descr="./imgs/pandoc_docx_17.png" id="131" name="Picture"/>
+                    <pic:cNvPicPr>
+                      <a:picLocks noChangeArrowheads="1" noChangeAspect="1"/>
+                    </pic:cNvPicPr>
+                  </pic:nvPicPr>
+                  <pic:blipFill>
+                    <a:blip r:embed="rId129"/>
+                    <a:stretch>
+                      <a:fillRect/>
+                    </a:stretch>
+                  </pic:blipFill>
+                  <pic:spPr bwMode="auto">
+                    <a:xfrm>
+                      <a:off x="0" y="0"/>
+                      <a:ext cx="5943600" cy="2968135"/>
+                    </a:xfrm>
+                    <a:prstGeom prst="rect">
+                      <a:avLst/>
+                    </a:prstGeom>
+                    <a:noFill/>
+                    <a:ln w="9525">
+                      <a:noFill/>
+                      <a:headEnd/>
+                      <a:tailEnd/>
+                    </a:ln>
+                  </pic:spPr>
+                </pic:pic>
+              </a:graphicData>
+            </a:graphic>
+          </wp:inline>
+        </w:drawing>
+      </w:r>
+    </w:p>
+    <w:p>
+      <w:pPr>
+        <w:pStyle w:val="FirstParagraph"/>
+      </w:pPr>
+    </w:p>
+    <w:bookmarkEnd w:id="132"/>
+    <w:bookmarkStart w:id="133" w:name="lua-filter-script-c"/>
+    <w:p>
+      <w:pPr>
+        <w:pStyle w:val="3"/>
+      </w:pPr>
+      <w:r>
+        <w:rPr>
+          <w:rStyle w:val="SectionNumber"/>
+        </w:rPr>
+        <w:t xml:space="preserve">7.3</w:t>
+      </w:r>
+      <w:r>
+        <w:tab/>
+      </w:r>
+      <w:r>
+        <w:t xml:space="preserve">Lua Filter Script-C</w:t>
+      </w:r>
+    </w:p>
+    <w:p>
+      <w:pPr>
+        <w:pStyle w:val="FirstParagraph"/>
+      </w:pPr>
+    </w:p>
+    <w:p>
+      <w:pPr>
+        <w:pStyle w:val="Compact"/>
+        <w:numPr>
+          <w:ilvl w:val="0"/>
+          <w:numId w:val="1047"/>
+        </w:numPr>
+      </w:pPr>
+      <w:r>
+        <w:rPr>
+          <w:b/>
+          <w:bCs/>
+        </w:rPr>
+        <w:t xml:space="preserve">TEST Lua Filter-3</w:t>
+      </w:r>
+    </w:p>
+    <w:tbl>
+      <w:tblPr>
+        <w:tblStyle w:val="Table"/>
+        <w:tblW w:type="pct" w:w="5000"/>
+        <w:tblLayout w:type="fixed"/>
+        <w:tblLook w:firstRow="0" w:lastRow="0" w:firstColumn="0" w:lastColumn="0" w:noHBand="0" w:noVBand="0" w:val="0000"/>
+      </w:tblPr>
+      <w:tblGrid>
+        <w:gridCol w:w="2376"/>
+        <w:gridCol w:w="5544"/>
+      </w:tblGrid>
+      <w:tr>
+        <w:tc>
+          <w:tcPr/>
+          <w:p>
+            <w:pPr>
+              <w:jc w:val="left"/>
+            </w:pPr>
+            <w:r>
+              <w:t xml:space="preserve">Test ID</w:t>
+            </w:r>
+          </w:p>
+        </w:tc>
+        <w:tc>
+          <w:tcPr/>
+          <w:p>
+            <w:pPr>
+              <w:jc w:val="left"/>
+            </w:pPr>
+            <w:r>
+              <w:t xml:space="preserve">CT-UART-001</w:t>
+            </w:r>
+          </w:p>
+        </w:tc>
+      </w:tr>
+      <w:tr>
+        <w:tc>
+          <w:tcPr/>
+          <w:p>
+            <w:pPr>
+              <w:jc w:val="left"/>
+            </w:pPr>
+            <w:r>
+              <w:t xml:space="preserve">Result</w:t>
+            </w:r>
+          </w:p>
+        </w:tc>
+        <w:tc>
+          <w:tcPr/>
+          <w:p>
+            <w:pPr>
+              <w:jc w:val="left"/>
+            </w:pPr>
+            <w:r>
+              <w:t xml:space="preserve">PASS</w:t>
+            </w:r>
+          </w:p>
+        </w:tc>
+      </w:tr>
+      <w:tr>
+        <w:tc>
+          <w:tcPr/>
+          <w:p>
+            <w:pPr>
+              <w:jc w:val="left"/>
+            </w:pPr>
+            <w:r>
+              <w:t xml:space="preserve">Execution ID</w:t>
+            </w:r>
+          </w:p>
+        </w:tc>
+        <w:tc>
+          <w:tcPr/>
+          <w:p>
+            <w:pPr>
+              <w:jc w:val="left"/>
+            </w:pPr>
+            <w:r>
+              <w:t xml:space="preserve">20260909-001</w:t>
+            </w:r>
+          </w:p>
+        </w:tc>
+      </w:tr>
+      <w:tr>
+        <w:tc>
+          <w:tcPr/>
+          <w:p>
+            <w:pPr>
+              <w:jc w:val="left"/>
+            </w:pPr>
+            <w:r>
+              <w:t xml:space="preserve">Timestamp</w:t>
+            </w:r>
+          </w:p>
+        </w:tc>
+        <w:tc>
+          <w:tcPr/>
+          <w:p>
+            <w:pPr>
+              <w:jc w:val="left"/>
+            </w:pPr>
+            <w:r>
+              <w:t xml:space="preserve">2026-09-09T11:30:00</w:t>
+            </w:r>
+          </w:p>
+        </w:tc>
+      </w:tr>
+      <w:tr>
+        <w:tc>
+          <w:tcPr/>
+          <w:p>
+            <w:pPr>
+              <w:jc w:val="left"/>
+            </w:pPr>
+            <w:r>
+              <w:t xml:space="preserve">Runner</w:t>
+            </w:r>
+          </w:p>
+        </w:tc>
+        <w:tc>
+          <w:tcPr/>
+          <w:p>
+            <w:pPr>
+              <w:jc w:val="left"/>
+            </w:pPr>
+            <w:r>
+              <w:t xml:space="preserve">Windows</w:t>
+            </w:r>
+          </w:p>
+        </w:tc>
+      </w:tr>
+      <w:tr>
+        <w:tc>
+          <w:tcPr/>
+          <w:p>
+            <w:pPr>
+              <w:jc w:val="left"/>
+            </w:pPr>
+            <w:r>
+              <w:t xml:space="preserve">Duration</w:t>
+            </w:r>
+          </w:p>
+        </w:tc>
+        <w:tc>
+          <w:tcPr/>
+          <w:p>
+            <w:pPr>
+              <w:jc w:val="left"/>
+            </w:pPr>
+            <w:r>
+              <w:t xml:space="preserve">1820.0 ms</w:t>
+            </w:r>
+          </w:p>
+        </w:tc>
+      </w:tr>
+      <w:tr>
+        <w:tc>
+          <w:tcPr/>
+          <w:p>
+            <w:pPr>
+              <w:jc w:val="left"/>
+            </w:pPr>
+            <w:r>
+              <w:t xml:space="preserve">Interface</w:t>
+            </w:r>
+          </w:p>
+        </w:tc>
+        <w:tc>
+          <w:tcPr/>
+          <w:p>
+            <w:pPr>
+              <w:jc w:val="left"/>
+            </w:pPr>
+            <w:r>
+              <w:t xml:space="preserve">UART</w:t>
+            </w:r>
+          </w:p>
+        </w:tc>
+      </w:tr>
+      <w:tr>
+        <w:tc>
+          <w:tcPr/>
+          <w:p>
+            <w:pPr>
+              <w:jc w:val="left"/>
+            </w:pPr>
+            <w:r>
+              <w:t xml:space="preserve">Equipment</w:t>
+            </w:r>
+          </w:p>
+        </w:tc>
+        <w:tc>
+          <w:tcPr/>
+          <w:p>
+            <w:pPr>
+              <w:jc w:val="left"/>
+            </w:pPr>
+            <w:r>
+              <w:t xml:space="preserve">Digilent</w:t>
+            </w:r>
+          </w:p>
+        </w:tc>
+      </w:tr>
+      <w:tr>
+        <w:tc>
+          <w:tcPr/>
+          <w:p>
+            <w:pPr>
+              <w:jc w:val="left"/>
+            </w:pPr>
+            <w:r>
+              <w:t xml:space="preserve">Fixture Mode</w:t>
+            </w:r>
+          </w:p>
+        </w:tc>
+        <w:tc>
+          <w:tcPr/>
+          <w:p>
+            <w:pPr>
+              <w:jc w:val="left"/>
+            </w:pPr>
+            <w:r>
+              <w:t xml:space="preserve">mock</w:t>
+            </w:r>
+          </w:p>
+        </w:tc>
+      </w:tr>
+    </w:tbl>
+    <w:p>
+      <w:pPr>
+        <w:pStyle w:val="a0"/>
+      </w:pPr>
+    </w:p>
+    <w:p>
+      <w:pPr>
+        <w:pStyle w:val="a8"/>
+      </w:pPr>
+      <w:r>
+        <w:t xml:space="preserve">상위 구분자 와 information.lua</w:t>
+      </w:r>
+      <w:r>
+        <w:br/>
+      </w:r>
+      <w:r>
+        <w:t xml:space="preserve">1. test_result.json</w:t>
+      </w:r>
+      <w:r>
+        <w:t xml:space="preserve"> </w:t>
+      </w:r>
+      <w:r>
+        <w:t xml:space="preserve">2. test_result.lua</w:t>
+      </w:r>
+      <w:r>
+        <w:t xml:space="preserve"> </w:t>
+      </w:r>
+      <w:r>
+        <w:t xml:space="preserve">간단히 lua filter만 이용하여 외부파일 읽기</w:t>
+      </w:r>
+    </w:p>
+    <w:p>
+      <w:pPr>
+        <w:pStyle w:val="FirstParagraph"/>
+      </w:pPr>
+    </w:p>
+    <w:p>
+      <w:pPr>
+        <w:pStyle w:val="Compact"/>
+        <w:numPr>
+          <w:ilvl w:val="0"/>
+          <w:numId w:val="1048"/>
+        </w:numPr>
+      </w:pPr>
+      <w:r>
+        <w:t xml:space="preserve">docx/tool_pandoc_lua.docx</w:t>
+      </w:r>
+      <w:r>
+        <w:br/>
+      </w:r>
+      <w:r>
+        <w:rPr>
+          <w:b/>
+          <w:bCs/>
+        </w:rPr>
+        <w:t xml:space="preserve">pandoc result</w:t>
+      </w:r>
+      <w:r>
+        <w:t xml:space="preserve"> </w:t>
+      </w:r>
+      <w:r>
+        <w:t xml:space="preserve">// pandoc 실행 결과</w:t>
+      </w:r>
+      <w:r>
+        <w:t xml:space="preserve"> </w:t>
+      </w:r>
+    </w:p>
+    <w:p>
+      <w:pPr>
+        <w:pStyle w:val="FirstParagraph"/>
+      </w:pPr>
+    </w:p>
+    <w:bookmarkEnd w:id="133"/>
+    <w:bookmarkStart w:id="134" w:name="pandoc-args"/>
+    <w:p>
+      <w:pPr>
+        <w:pStyle w:val="3"/>
+      </w:pPr>
+      <w:r>
+        <w:rPr>
+          <w:rStyle w:val="SectionNumber"/>
+        </w:rPr>
+        <w:t xml:space="preserve">7.4</w:t>
+      </w:r>
+      <w:r>
+        <w:tab/>
+      </w:r>
+      <w:r>
+        <w:t xml:space="preserve">Pandoc Args</w:t>
+      </w:r>
+    </w:p>
+    <w:p>
+      <w:pPr>
+        <w:pStyle w:val="FirstParagraph"/>
+      </w:pPr>
+    </w:p>
+    <w:p>
+      <w:pPr>
+        <w:pStyle w:val="Compact"/>
+        <w:numPr>
+          <w:ilvl w:val="0"/>
+          <w:numId w:val="1049"/>
+        </w:numPr>
+      </w:pPr>
+      <w:r>
+        <w:rPr>
+          <w:b/>
+          <w:bCs/>
+        </w:rPr>
         <w:t xml:space="preserve">VS Code Task</w:t>
       </w:r>
       <w:r>
@@ -4350,8 +4907,8 @@
         <w:t xml:space="preserve">                ".\\docx\\tool_pandoc.docx"</w:t>
       </w:r>
     </w:p>
-    <w:bookmarkEnd w:id="127"/>
-    <w:bookmarkEnd w:id="128"/>
+    <w:bookmarkEnd w:id="134"/>
+    <w:bookmarkEnd w:id="135"/>
     <w:sectPr>
       <w:headerReference r:id="rId26" w:type="default"/>
       <w:footerReference r:id="rId27" w:type="default"/>
@@ -5112,6 +5669,91 @@
       </w:rPr>
     </w:lvl>
   </w:abstractNum>
+  <w:abstractNum w:abstractNumId="99411">
+    <w:nsid w:val="00A99411"/>
+    <w:multiLevelType w:val="multilevel"/>
+    <w:lvl w:ilvl="0">
+      <w:start w:val="1"/>
+      <w:numFmt w:val="decimal"/>
+      <w:lvlText w:val="%1."/>
+      <w:lvlJc w:val="left"/>
+      <w:pPr>
+        <w:ind w:left="720" w:hanging="360"/>
+      </w:pPr>
+    </w:lvl>
+    <w:lvl w:ilvl="1">
+      <w:start w:val="1"/>
+      <w:numFmt w:val="decimal"/>
+      <w:lvlText w:val="%2."/>
+      <w:lvlJc w:val="left"/>
+      <w:pPr>
+        <w:ind w:left="1440" w:hanging="360"/>
+      </w:pPr>
+    </w:lvl>
+    <w:lvl w:ilvl="2">
+      <w:start w:val="1"/>
+      <w:numFmt w:val="decimal"/>
+      <w:lvlText w:val="%3."/>
+      <w:lvlJc w:val="left"/>
+      <w:pPr>
+        <w:ind w:left="2160" w:hanging="360"/>
+      </w:pPr>
+    </w:lvl>
+    <w:lvl w:ilvl="3">
+      <w:start w:val="1"/>
+      <w:numFmt w:val="decimal"/>
+      <w:lvlText w:val="%4."/>
+      <w:lvlJc w:val="left"/>
+      <w:pPr>
+        <w:ind w:left="2880" w:hanging="360"/>
+      </w:pPr>
+    </w:lvl>
+    <w:lvl w:ilvl="4">
+      <w:start w:val="1"/>
+      <w:numFmt w:val="decimal"/>
+      <w:lvlText w:val="%5."/>
+      <w:lvlJc w:val="left"/>
+      <w:pPr>
+        <w:ind w:left="3600" w:hanging="360"/>
+      </w:pPr>
+    </w:lvl>
+    <w:lvl w:ilvl="5">
+      <w:start w:val="1"/>
+      <w:numFmt w:val="decimal"/>
+      <w:lvlText w:val="%6."/>
+      <w:lvlJc w:val="left"/>
+      <w:pPr>
+        <w:ind w:left="4320" w:hanging="360"/>
+      </w:pPr>
+    </w:lvl>
+    <w:lvl w:ilvl="6">
+      <w:start w:val="1"/>
+      <w:numFmt w:val="decimal"/>
+      <w:lvlText w:val="%7."/>
+      <w:lvlJc w:val="left"/>
+      <w:pPr>
+        <w:ind w:left="5040" w:hanging="360"/>
+      </w:pPr>
+    </w:lvl>
+    <w:lvl w:ilvl="7">
+      <w:start w:val="1"/>
+      <w:numFmt w:val="decimal"/>
+      <w:lvlText w:val="%8."/>
+      <w:lvlJc w:val="left"/>
+      <w:pPr>
+        <w:ind w:left="5760" w:hanging="360"/>
+      </w:pPr>
+    </w:lvl>
+    <w:lvl w:ilvl="8">
+      <w:start w:val="1"/>
+      <w:numFmt w:val="decimal"/>
+      <w:lvlText w:val="%9."/>
+      <w:lvlJc w:val="left"/>
+      <w:pPr>
+        <w:ind w:left="6480" w:hanging="360"/>
+      </w:pPr>
+    </w:lvl>
+  </w:abstractNum>
   <w:num w16cid:durableId="1839423215" w:numId="1">
     <w:abstractNumId w:val="0"/>
   </w:num>
@@ -5335,9 +5977,51 @@
     <w:abstractNumId w:val="991"/>
   </w:num>
   <w:num w:numId="1043">
+    <w:abstractNumId w:val="99411"/>
+    <w:lvlOverride w:ilvl="0">
+      <w:startOverride w:val="1"/>
+    </w:lvlOverride>
+    <w:lvlOverride w:ilvl="1">
+      <w:startOverride w:val="1"/>
+    </w:lvlOverride>
+    <w:lvlOverride w:ilvl="2">
+      <w:startOverride w:val="1"/>
+    </w:lvlOverride>
+    <w:lvlOverride w:ilvl="3">
+      <w:startOverride w:val="1"/>
+    </w:lvlOverride>
+    <w:lvlOverride w:ilvl="4">
+      <w:startOverride w:val="1"/>
+    </w:lvlOverride>
+    <w:lvlOverride w:ilvl="5">
+      <w:startOverride w:val="1"/>
+    </w:lvlOverride>
+    <w:lvlOverride w:ilvl="6">
+      <w:startOverride w:val="1"/>
+    </w:lvlOverride>
+    <w:lvlOverride w:ilvl="7">
+      <w:startOverride w:val="1"/>
+    </w:lvlOverride>
+    <w:lvlOverride w:ilvl="8">
+      <w:startOverride w:val="1"/>
+    </w:lvlOverride>
+  </w:num>
+  <w:num w:numId="1044">
     <w:abstractNumId w:val="991"/>
   </w:num>
-  <w:num w:numId="1044">
+  <w:num w:numId="1045">
+    <w:abstractNumId w:val="991"/>
+  </w:num>
+  <w:num w:numId="1046">
+    <w:abstractNumId w:val="991"/>
+  </w:num>
+  <w:num w:numId="1047">
+    <w:abstractNumId w:val="991"/>
+  </w:num>
+  <w:num w:numId="1048">
+    <w:abstractNumId w:val="991"/>
+  </w:num>
+  <w:num w:numId="1049">
     <w:abstractNumId w:val="991"/>
   </w:num>
 </w:numbering>
